--- a/lessons/5-4/downloads/reveal/teacher/5.4-session-1-prerequisite-practice-b.docx
+++ b/lessons/5-4/downloads/reveal/teacher/5.4-session-1-prerequisite-practice-b.docx
@@ -15,10 +15,28 @@
         <w:rPr>
           <w:rFonts w:ascii="Avenir Next" w:hAnsi="Avenir Next" w:cs="Avenir Next" w:eastAsia="Avenir Next"/>
           <w:color w:val="1A1A1A"/>
+          <w:sz w:val="22"/>
+          <w:szCs w:val="20"/>
+        </w:rPr>
+        <w:t xml:space="preserve">Name</w:t>
+      </w:r>
+      <w:r>
+        <w:rPr>
+          <w:rFonts w:ascii="Avenir Next" w:hAnsi="Avenir Next" w:cs="Avenir Next" w:eastAsia="Avenir Next"/>
+          <w:color w:val="1A1A1A"/>
           <w:sz w:val="20"/>
           <w:szCs w:val="20"/>
         </w:rPr>
-        <w:t xml:space="preserve">Name</w:t>
+        <w:tab/>
+      </w:r>
+      <w:r>
+        <w:rPr>
+          <w:rFonts w:ascii="Avenir Next" w:hAnsi="Avenir Next" w:cs="Avenir Next" w:eastAsia="Avenir Next"/>
+          <w:color w:val="1A1A1A"/>
+          <w:sz w:val="22"/>
+          <w:szCs w:val="20"/>
+        </w:rPr>
+        <w:t xml:space="preserve">   Date</w:t>
       </w:r>
       <w:r>
         <w:rPr>
@@ -33,25 +51,7 @@
         <w:rPr>
           <w:rFonts w:ascii="Avenir Next" w:hAnsi="Avenir Next" w:cs="Avenir Next" w:eastAsia="Avenir Next"/>
           <w:color w:val="1A1A1A"/>
-          <w:sz w:val="20"/>
-          <w:szCs w:val="20"/>
-        </w:rPr>
-        <w:t xml:space="preserve">   Date</w:t>
-      </w:r>
-      <w:r>
-        <w:rPr>
-          <w:rFonts w:ascii="Avenir Next" w:hAnsi="Avenir Next" w:cs="Avenir Next" w:eastAsia="Avenir Next"/>
-          <w:color w:val="1A1A1A"/>
-          <w:sz w:val="20"/>
-          <w:szCs w:val="20"/>
-        </w:rPr>
-        <w:tab/>
-      </w:r>
-      <w:r>
-        <w:rPr>
-          <w:rFonts w:ascii="Avenir Next" w:hAnsi="Avenir Next" w:cs="Avenir Next" w:eastAsia="Avenir Next"/>
-          <w:color w:val="1A1A1A"/>
-          <w:sz w:val="20"/>
+          <w:sz w:val="22"/>
           <w:szCs w:val="20"/>
         </w:rPr>
         <w:t xml:space="preserve">   Period</w:t>
@@ -78,7 +78,7 @@
           <w:caps/>
           <w:color w:val="003A70"/>
           <w:spacing w:val="12"/>
-          <w:sz w:val="19"/>
+          <w:sz w:val="22"/>
           <w:szCs w:val="19"/>
         </w:rPr>
         <w:t xml:space="preserve">Lesson 5-4  ·  Session 1  ·  Prerequisite Practice B  ·  Skill 1 of 2</w:t>
@@ -86,6 +86,7 @@
     </w:p>
     <w:p>
       <w:pPr>
+        <w:pStyle w:val="Heading1"/>
         <w:keepNext/>
         <w:spacing w:before="0" w:after="10" w:line="240" w:lineRule="auto"/>
       </w:pPr>
@@ -111,7 +112,7 @@
         <w:rPr>
           <w:rFonts w:ascii="Avenir Next" w:hAnsi="Avenir Next" w:cs="Avenir Next" w:eastAsia="Avenir Next"/>
           <w:color w:val="5A5F66"/>
-          <w:sz w:val="17"/>
+          <w:sz w:val="22"/>
           <w:szCs w:val="17"/>
         </w:rPr>
         <w:t xml:space="preserve">Builds on Lesson 5-2 Session 1 · 6.G.A.1</w:t>
@@ -154,6 +155,7 @@
           </w:tcPr>
           <w:p>
             <w:pPr>
+              <w:pStyle w:val="Heading2"/>
               <w:spacing w:before="0" w:after="0" w:line="252" w:lineRule="auto"/>
             </w:pPr>
             <w:r>
@@ -183,7 +185,7 @@
               <w:rPr>
                 <w:rFonts w:ascii="Avenir Next" w:hAnsi="Avenir Next" w:cs="Avenir Next" w:eastAsia="Avenir Next"/>
                 <w:color w:val="1A1A1A"/>
-                <w:sz w:val="20"/>
+                <w:sz w:val="22"/>
                 <w:szCs w:val="20"/>
               </w:rPr>
               <w:t xml:space="preserve">You will find one center triangle, like ½ × 16 × 11 for the pentagon sign.</w:t>
@@ -203,6 +205,7 @@
           </w:tcPr>
           <w:p>
             <w:pPr>
+              <w:pStyle w:val="Heading2"/>
               <w:spacing w:before="0" w:after="0" w:line="252" w:lineRule="auto"/>
             </w:pPr>
             <w:r>
@@ -232,7 +235,7 @@
               <w:rPr>
                 <w:rFonts w:ascii="Avenir Next" w:hAnsi="Avenir Next" w:cs="Avenir Next" w:eastAsia="Avenir Next"/>
                 <w:color w:val="1A1A1A"/>
-                <w:sz w:val="20"/>
+                <w:sz w:val="22"/>
                 <w:szCs w:val="20"/>
               </w:rPr>
               <w:t xml:space="preserve">Find a triangle’s area with A = ½ × b × h, like ½ × 14 × 9.  </w:t>
@@ -242,7 +245,7 @@
                 <w:rFonts w:ascii="Avenir Next" w:hAnsi="Avenir Next" w:cs="Avenir Next" w:eastAsia="Avenir Next"/>
                 <w:b/>
                 <w:color w:val="1A1A1A"/>
-                <w:sz w:val="20"/>
+                <w:sz w:val="22"/>
                 <w:szCs w:val="20"/>
               </w:rPr>
               <w:t xml:space="preserve">You will use it in Practice Form A, problems 1, 3, and 5.</w:t>
@@ -253,6 +256,7 @@
     </w:tbl>
     <w:p>
       <w:pPr>
+        <w:pStyle w:val="Heading2"/>
         <w:keepNext/>
         <w:pBdr>
           <w:bottom w:val="single" w:sz="8" w:space="3" w:color="003A70"/>
@@ -268,7 +272,7 @@
           <w:b/>
           <w:color w:val="003A70"/>
           <w:spacing w:val="14"/>
-          <w:sz w:val="19"/>
+          <w:sz w:val="22"/>
           <w:szCs w:val="19"/>
         </w:rPr>
         <w:t xml:space="preserve">STEPS TO FOLLOW</w:t>
@@ -287,7 +291,7 @@
           <w:rFonts w:ascii="Avenir Next" w:hAnsi="Avenir Next" w:cs="Avenir Next" w:eastAsia="Avenir Next"/>
           <w:i/>
           <w:color w:val="5A5F66"/>
-          <w:sz w:val="17"/>
+          <w:sz w:val="22"/>
           <w:szCs w:val="17"/>
         </w:rPr>
         <w:t xml:space="preserve">use these same steps on every problem</w:t>
@@ -329,6 +333,7 @@
           </w:tcPr>
           <w:p>
             <w:pPr>
+              <w:pStyle w:val="Heading1"/>
               <w:spacing w:before="0" w:after="0" w:line="240" w:lineRule="auto"/>
               <w:jc w:val="center"/>
             </w:pPr>
@@ -358,7 +363,7 @@
                 <w:rFonts w:ascii="Avenir Next" w:hAnsi="Avenir Next" w:cs="Avenir Next" w:eastAsia="Avenir Next"/>
                 <w:b/>
                 <w:color w:val="1A1A1A"/>
-                <w:sz w:val="21"/>
+                <w:sz w:val="22"/>
                 <w:szCs w:val="21"/>
               </w:rPr>
               <w:t xml:space="preserve">Write</w:t>
@@ -367,7 +372,7 @@
               <w:rPr>
                 <w:rFonts w:ascii="Avenir Next" w:hAnsi="Avenir Next" w:cs="Avenir Next" w:eastAsia="Avenir Next"/>
                 <w:color w:val="1A1A1A"/>
-                <w:sz w:val="21"/>
+                <w:sz w:val="22"/>
                 <w:szCs w:val="21"/>
               </w:rPr>
               <w:t xml:space="preserve"> A = ½ × b × h with the numbers.</w:t>
@@ -386,6 +391,7 @@
           </w:tcPr>
           <w:p>
             <w:pPr>
+              <w:pStyle w:val="Heading1"/>
               <w:spacing w:before="0" w:after="0" w:line="240" w:lineRule="auto"/>
               <w:jc w:val="center"/>
             </w:pPr>
@@ -415,7 +421,7 @@
                 <w:rFonts w:ascii="Avenir Next" w:hAnsi="Avenir Next" w:cs="Avenir Next" w:eastAsia="Avenir Next"/>
                 <w:b/>
                 <w:color w:val="1A1A1A"/>
-                <w:sz w:val="21"/>
+                <w:sz w:val="22"/>
                 <w:szCs w:val="21"/>
               </w:rPr>
               <w:t xml:space="preserve">Halve</w:t>
@@ -424,7 +430,7 @@
               <w:rPr>
                 <w:rFonts w:ascii="Avenir Next" w:hAnsi="Avenir Next" w:cs="Avenir Next" w:eastAsia="Avenir Next"/>
                 <w:color w:val="1A1A1A"/>
-                <w:sz w:val="21"/>
+                <w:sz w:val="22"/>
                 <w:szCs w:val="21"/>
               </w:rPr>
               <w:t xml:space="preserve"> the even number first.</w:t>
@@ -443,6 +449,7 @@
           </w:tcPr>
           <w:p>
             <w:pPr>
+              <w:pStyle w:val="Heading1"/>
               <w:spacing w:before="0" w:after="0" w:line="240" w:lineRule="auto"/>
               <w:jc w:val="center"/>
             </w:pPr>
@@ -472,7 +479,7 @@
                 <w:rFonts w:ascii="Avenir Next" w:hAnsi="Avenir Next" w:cs="Avenir Next" w:eastAsia="Avenir Next"/>
                 <w:b/>
                 <w:color w:val="1A1A1A"/>
-                <w:sz w:val="21"/>
+                <w:sz w:val="22"/>
                 <w:szCs w:val="21"/>
               </w:rPr>
               <w:t xml:space="preserve">Multiply</w:t>
@@ -481,7 +488,7 @@
               <w:rPr>
                 <w:rFonts w:ascii="Avenir Next" w:hAnsi="Avenir Next" w:cs="Avenir Next" w:eastAsia="Avenir Next"/>
                 <w:color w:val="1A1A1A"/>
-                <w:sz w:val="21"/>
+                <w:sz w:val="22"/>
                 <w:szCs w:val="21"/>
               </w:rPr>
               <w:t xml:space="preserve"> what is left. Write square units.</w:t>
@@ -492,6 +499,7 @@
     </w:tbl>
     <w:p>
       <w:pPr>
+        <w:pStyle w:val="Heading2"/>
         <w:keepNext/>
         <w:pBdr>
           <w:bottom w:val="single" w:sz="8" w:space="3" w:color="003A70"/>
@@ -507,7 +515,7 @@
           <w:b/>
           <w:color w:val="003A70"/>
           <w:spacing w:val="14"/>
-          <w:sz w:val="19"/>
+          <w:sz w:val="22"/>
           <w:szCs w:val="19"/>
         </w:rPr>
         <w:t xml:space="preserve">WATCH ME</w:t>
@@ -526,7 +534,7 @@
           <w:rFonts w:ascii="Avenir Next" w:hAnsi="Avenir Next" w:cs="Avenir Next" w:eastAsia="Avenir Next"/>
           <w:i/>
           <w:color w:val="5A5F66"/>
-          <w:sz w:val="17"/>
+          <w:sz w:val="22"/>
           <w:szCs w:val="17"/>
         </w:rPr>
         <w:t xml:space="preserve">the steps in action</w:t>
@@ -541,7 +549,7 @@
           <w:rFonts w:ascii="Avenir Next" w:hAnsi="Avenir Next" w:cs="Avenir Next" w:eastAsia="Avenir Next"/>
           <w:b/>
           <w:color w:val="1A1A1A"/>
-          <w:sz w:val="21"/>
+          <w:sz w:val="22"/>
           <w:szCs w:val="21"/>
         </w:rPr>
         <w:t xml:space="preserve">A triangle has a base of 14 cm and a height of 9 cm. Find its area.</w:t>
@@ -560,25 +568,25 @@
           <w:rFonts w:ascii="Avenir Next" w:hAnsi="Avenir Next" w:cs="Avenir Next" w:eastAsia="Avenir Next"/>
           <w:b/>
           <w:color w:val="003A70"/>
+          <w:sz w:val="22"/>
+          <w:szCs w:val="19"/>
+        </w:rPr>
+        <w:t xml:space="preserve">Step 1</w:t>
+      </w:r>
+      <w:r>
+        <w:rPr>
+          <w:rFonts w:ascii="Avenir Next" w:hAnsi="Avenir Next" w:cs="Avenir Next" w:eastAsia="Avenir Next"/>
+          <w:color w:val="1A1A1A"/>
           <w:sz w:val="19"/>
           <w:szCs w:val="19"/>
         </w:rPr>
-        <w:t xml:space="preserve">Step 1</w:t>
-      </w:r>
-      <w:r>
-        <w:rPr>
-          <w:rFonts w:ascii="Avenir Next" w:hAnsi="Avenir Next" w:cs="Avenir Next" w:eastAsia="Avenir Next"/>
-          <w:color w:val="1A1A1A"/>
-          <w:sz w:val="19"/>
-          <w:szCs w:val="19"/>
-        </w:rPr>
         <w:tab/>
       </w:r>
       <w:r>
         <w:rPr>
           <w:rFonts w:ascii="Avenir Next" w:hAnsi="Avenir Next" w:cs="Avenir Next" w:eastAsia="Avenir Next"/>
           <w:color w:val="1A1A1A"/>
-          <w:sz w:val="21"/>
+          <w:sz w:val="22"/>
           <w:szCs w:val="21"/>
         </w:rPr>
         <w:t xml:space="preserve">A = ½ × 14 × 9.</w:t>
@@ -597,25 +605,25 @@
           <w:rFonts w:ascii="Avenir Next" w:hAnsi="Avenir Next" w:cs="Avenir Next" w:eastAsia="Avenir Next"/>
           <w:b/>
           <w:color w:val="003A70"/>
+          <w:sz w:val="22"/>
+          <w:szCs w:val="19"/>
+        </w:rPr>
+        <w:t xml:space="preserve">Step 2</w:t>
+      </w:r>
+      <w:r>
+        <w:rPr>
+          <w:rFonts w:ascii="Avenir Next" w:hAnsi="Avenir Next" w:cs="Avenir Next" w:eastAsia="Avenir Next"/>
+          <w:color w:val="1A1A1A"/>
           <w:sz w:val="19"/>
           <w:szCs w:val="19"/>
         </w:rPr>
-        <w:t xml:space="preserve">Step 2</w:t>
-      </w:r>
-      <w:r>
-        <w:rPr>
-          <w:rFonts w:ascii="Avenir Next" w:hAnsi="Avenir Next" w:cs="Avenir Next" w:eastAsia="Avenir Next"/>
-          <w:color w:val="1A1A1A"/>
-          <w:sz w:val="19"/>
-          <w:szCs w:val="19"/>
-        </w:rPr>
         <w:tab/>
       </w:r>
       <w:r>
         <w:rPr>
           <w:rFonts w:ascii="Avenir Next" w:hAnsi="Avenir Next" w:cs="Avenir Next" w:eastAsia="Avenir Next"/>
           <w:color w:val="1A1A1A"/>
-          <w:sz w:val="21"/>
+          <w:sz w:val="22"/>
           <w:szCs w:val="21"/>
         </w:rPr>
         <w:t xml:space="preserve">Half of 14 is 7.</w:t>
@@ -634,25 +642,25 @@
           <w:rFonts w:ascii="Avenir Next" w:hAnsi="Avenir Next" w:cs="Avenir Next" w:eastAsia="Avenir Next"/>
           <w:b/>
           <w:color w:val="003A70"/>
+          <w:sz w:val="22"/>
+          <w:szCs w:val="19"/>
+        </w:rPr>
+        <w:t xml:space="preserve">Step 3</w:t>
+      </w:r>
+      <w:r>
+        <w:rPr>
+          <w:rFonts w:ascii="Avenir Next" w:hAnsi="Avenir Next" w:cs="Avenir Next" w:eastAsia="Avenir Next"/>
+          <w:color w:val="1A1A1A"/>
           <w:sz w:val="19"/>
           <w:szCs w:val="19"/>
         </w:rPr>
-        <w:t xml:space="preserve">Step 3</w:t>
-      </w:r>
-      <w:r>
-        <w:rPr>
-          <w:rFonts w:ascii="Avenir Next" w:hAnsi="Avenir Next" w:cs="Avenir Next" w:eastAsia="Avenir Next"/>
-          <w:color w:val="1A1A1A"/>
-          <w:sz w:val="19"/>
-          <w:szCs w:val="19"/>
-        </w:rPr>
         <w:tab/>
       </w:r>
       <w:r>
         <w:rPr>
           <w:rFonts w:ascii="Avenir Next" w:hAnsi="Avenir Next" w:cs="Avenir Next" w:eastAsia="Avenir Next"/>
           <w:color w:val="1A1A1A"/>
-          <w:sz w:val="21"/>
+          <w:sz w:val="22"/>
           <w:szCs w:val="21"/>
         </w:rPr>
         <w:t xml:space="preserve">7 × 9 = 63, so 63 cm².</w:t>
@@ -671,18 +679,18 @@
           <w:rFonts w:ascii="Avenir Next" w:hAnsi="Avenir Next" w:cs="Avenir Next" w:eastAsia="Avenir Next"/>
           <w:b/>
           <w:color w:val="1A1A1A"/>
+          <w:sz w:val="22"/>
+          <w:szCs w:val="21"/>
+        </w:rPr>
+        <w:t xml:space="preserve">Answer</w:t>
+      </w:r>
+      <w:r>
+        <w:rPr>
+          <w:rFonts w:ascii="Avenir Next" w:hAnsi="Avenir Next" w:cs="Avenir Next" w:eastAsia="Avenir Next"/>
+          <w:color w:val="1A1A1A"/>
           <w:sz w:val="21"/>
           <w:szCs w:val="21"/>
         </w:rPr>
-        <w:t xml:space="preserve">Answer</w:t>
-      </w:r>
-      <w:r>
-        <w:rPr>
-          <w:rFonts w:ascii="Avenir Next" w:hAnsi="Avenir Next" w:cs="Avenir Next" w:eastAsia="Avenir Next"/>
-          <w:color w:val="1A1A1A"/>
-          <w:sz w:val="21"/>
-          <w:szCs w:val="21"/>
-        </w:rPr>
         <w:tab/>
       </w:r>
       <w:r>
@@ -690,7 +698,7 @@
           <w:rFonts w:ascii="Avenir Next" w:hAnsi="Avenir Next" w:cs="Avenir Next" w:eastAsia="Avenir Next"/>
           <w:b/>
           <w:color w:val="1A1A1A"/>
-          <w:sz w:val="21"/>
+          <w:sz w:val="22"/>
           <w:szCs w:val="21"/>
         </w:rPr>
         <w:t xml:space="preserve">63 cm²</w:t>
@@ -698,6 +706,7 @@
     </w:p>
     <w:p>
       <w:pPr>
+        <w:pStyle w:val="Heading2"/>
         <w:keepNext/>
         <w:pBdr>
           <w:bottom w:val="single" w:sz="8" w:space="3" w:color="003A70"/>
@@ -713,7 +722,7 @@
           <w:b/>
           <w:color w:val="003A70"/>
           <w:spacing w:val="14"/>
-          <w:sz w:val="19"/>
+          <w:sz w:val="22"/>
           <w:szCs w:val="19"/>
         </w:rPr>
         <w:t xml:space="preserve">TRY IT WITH HELP</w:t>
@@ -732,7 +741,7 @@
           <w:rFonts w:ascii="Avenir Next" w:hAnsi="Avenir Next" w:cs="Avenir Next" w:eastAsia="Avenir Next"/>
           <w:i/>
           <w:color w:val="5A5F66"/>
-          <w:sz w:val="17"/>
+          <w:sz w:val="22"/>
           <w:szCs w:val="17"/>
         </w:rPr>
         <w:t xml:space="preserve">fill in each step</w:t>
@@ -790,35 +799,35 @@
           <w:rFonts w:ascii="Avenir Next" w:hAnsi="Avenir Next" w:cs="Avenir Next" w:eastAsia="Avenir Next"/>
           <w:b/>
           <w:color w:val="003A70"/>
+          <w:sz w:val="22"/>
+          <w:szCs w:val="18"/>
+        </w:rPr>
+        <w:t xml:space="preserve">Step 1</w:t>
+      </w:r>
+      <w:r>
+        <w:rPr>
+          <w:rFonts w:ascii="Avenir Next" w:hAnsi="Avenir Next" w:cs="Avenir Next" w:eastAsia="Avenir Next"/>
+          <w:color w:val="1A1A1A"/>
           <w:sz w:val="18"/>
           <w:szCs w:val="18"/>
         </w:rPr>
-        <w:t xml:space="preserve">Step 1</w:t>
-      </w:r>
-      <w:r>
-        <w:rPr>
-          <w:rFonts w:ascii="Avenir Next" w:hAnsi="Avenir Next" w:cs="Avenir Next" w:eastAsia="Avenir Next"/>
-          <w:color w:val="1A1A1A"/>
-          <w:sz w:val="18"/>
-          <w:szCs w:val="18"/>
-        </w:rPr>
         <w:tab/>
       </w:r>
       <w:r>
         <w:rPr>
           <w:rFonts w:ascii="Avenir Next" w:hAnsi="Avenir Next" w:cs="Avenir Next" w:eastAsia="Avenir Next"/>
           <w:color w:val="1A1A1A"/>
+          <w:sz w:val="22"/>
+          <w:szCs w:val="21"/>
+        </w:rPr>
+        <w:t xml:space="preserve">A = ½ × </w:t>
+      </w:r>
+      <w:r>
+        <w:rPr>
+          <w:rFonts w:ascii="Avenir Next" w:hAnsi="Avenir Next" w:cs="Avenir Next" w:eastAsia="Avenir Next"/>
+          <w:color w:val="1A1A1A"/>
           <w:sz w:val="21"/>
           <w:szCs w:val="21"/>
-        </w:rPr>
-        <w:t xml:space="preserve">A = ½ × </w:t>
-      </w:r>
-      <w:r>
-        <w:rPr>
-          <w:rFonts w:ascii="Avenir Next" w:hAnsi="Avenir Next" w:cs="Avenir Next" w:eastAsia="Avenir Next"/>
-          <w:color w:val="1A1A1A"/>
-          <w:sz w:val="21"/>
-          <w:szCs w:val="21"/>
           <w:u w:val="single"/>
         </w:rPr>
         <w:t xml:space="preserve">                </w:t>
@@ -827,7 +836,7 @@
         <w:rPr>
           <w:rFonts w:ascii="Avenir Next" w:hAnsi="Avenir Next" w:cs="Avenir Next" w:eastAsia="Avenir Next"/>
           <w:color w:val="1A1A1A"/>
-          <w:sz w:val="21"/>
+          <w:sz w:val="22"/>
           <w:szCs w:val="21"/>
         </w:rPr>
         <w:t xml:space="preserve"> × </w:t>
@@ -857,25 +866,25 @@
           <w:rFonts w:ascii="Avenir Next" w:hAnsi="Avenir Next" w:cs="Avenir Next" w:eastAsia="Avenir Next"/>
           <w:b/>
           <w:color w:val="003A70"/>
+          <w:sz w:val="22"/>
+          <w:szCs w:val="18"/>
+        </w:rPr>
+        <w:t xml:space="preserve">Step 2</w:t>
+      </w:r>
+      <w:r>
+        <w:rPr>
+          <w:rFonts w:ascii="Avenir Next" w:hAnsi="Avenir Next" w:cs="Avenir Next" w:eastAsia="Avenir Next"/>
+          <w:color w:val="1A1A1A"/>
           <w:sz w:val="18"/>
           <w:szCs w:val="18"/>
         </w:rPr>
-        <w:t xml:space="preserve">Step 2</w:t>
-      </w:r>
-      <w:r>
-        <w:rPr>
-          <w:rFonts w:ascii="Avenir Next" w:hAnsi="Avenir Next" w:cs="Avenir Next" w:eastAsia="Avenir Next"/>
-          <w:color w:val="1A1A1A"/>
-          <w:sz w:val="18"/>
-          <w:szCs w:val="18"/>
-        </w:rPr>
         <w:tab/>
       </w:r>
       <w:r>
         <w:rPr>
           <w:rFonts w:ascii="Avenir Next" w:hAnsi="Avenir Next" w:cs="Avenir Next" w:eastAsia="Avenir Next"/>
           <w:color w:val="1A1A1A"/>
-          <w:sz w:val="21"/>
+          <w:sz w:val="22"/>
           <w:szCs w:val="21"/>
         </w:rPr>
         <w:t xml:space="preserve">Half of 10 is </w:t>
@@ -905,35 +914,35 @@
           <w:rFonts w:ascii="Avenir Next" w:hAnsi="Avenir Next" w:cs="Avenir Next" w:eastAsia="Avenir Next"/>
           <w:b/>
           <w:color w:val="003A70"/>
+          <w:sz w:val="22"/>
+          <w:szCs w:val="18"/>
+        </w:rPr>
+        <w:t xml:space="preserve">Step 3</w:t>
+      </w:r>
+      <w:r>
+        <w:rPr>
+          <w:rFonts w:ascii="Avenir Next" w:hAnsi="Avenir Next" w:cs="Avenir Next" w:eastAsia="Avenir Next"/>
+          <w:color w:val="1A1A1A"/>
           <w:sz w:val="18"/>
           <w:szCs w:val="18"/>
         </w:rPr>
-        <w:t xml:space="preserve">Step 3</w:t>
-      </w:r>
-      <w:r>
-        <w:rPr>
-          <w:rFonts w:ascii="Avenir Next" w:hAnsi="Avenir Next" w:cs="Avenir Next" w:eastAsia="Avenir Next"/>
-          <w:color w:val="1A1A1A"/>
-          <w:sz w:val="18"/>
-          <w:szCs w:val="18"/>
-        </w:rPr>
         <w:tab/>
       </w:r>
       <w:r>
         <w:rPr>
           <w:rFonts w:ascii="Avenir Next" w:hAnsi="Avenir Next" w:cs="Avenir Next" w:eastAsia="Avenir Next"/>
           <w:color w:val="1A1A1A"/>
+          <w:sz w:val="22"/>
+          <w:szCs w:val="21"/>
+        </w:rPr>
+        <w:t xml:space="preserve">5 × 7 = </w:t>
+      </w:r>
+      <w:r>
+        <w:rPr>
+          <w:rFonts w:ascii="Avenir Next" w:hAnsi="Avenir Next" w:cs="Avenir Next" w:eastAsia="Avenir Next"/>
+          <w:color w:val="1A1A1A"/>
           <w:sz w:val="21"/>
           <w:szCs w:val="21"/>
-        </w:rPr>
-        <w:t xml:space="preserve">5 × 7 = </w:t>
-      </w:r>
-      <w:r>
-        <w:rPr>
-          <w:rFonts w:ascii="Avenir Next" w:hAnsi="Avenir Next" w:cs="Avenir Next" w:eastAsia="Avenir Next"/>
-          <w:color w:val="1A1A1A"/>
-          <w:sz w:val="21"/>
-          <w:szCs w:val="21"/>
           <w:u w:val="single"/>
         </w:rPr>
         <w:t xml:space="preserve">                </w:t>
@@ -942,7 +951,7 @@
         <w:rPr>
           <w:rFonts w:ascii="Avenir Next" w:hAnsi="Avenir Next" w:cs="Avenir Next" w:eastAsia="Avenir Next"/>
           <w:color w:val="1A1A1A"/>
-          <w:sz w:val="21"/>
+          <w:sz w:val="22"/>
           <w:szCs w:val="21"/>
         </w:rPr>
         <w:t xml:space="preserve"> cm²</w:t>
@@ -1005,35 +1014,35 @@
           <w:rFonts w:ascii="Avenir Next" w:hAnsi="Avenir Next" w:cs="Avenir Next" w:eastAsia="Avenir Next"/>
           <w:b/>
           <w:color w:val="003A70"/>
+          <w:sz w:val="22"/>
+          <w:szCs w:val="18"/>
+        </w:rPr>
+        <w:t xml:space="preserve">Step 1</w:t>
+      </w:r>
+      <w:r>
+        <w:rPr>
+          <w:rFonts w:ascii="Avenir Next" w:hAnsi="Avenir Next" w:cs="Avenir Next" w:eastAsia="Avenir Next"/>
+          <w:color w:val="1A1A1A"/>
           <w:sz w:val="18"/>
           <w:szCs w:val="18"/>
         </w:rPr>
-        <w:t xml:space="preserve">Step 1</w:t>
-      </w:r>
-      <w:r>
-        <w:rPr>
-          <w:rFonts w:ascii="Avenir Next" w:hAnsi="Avenir Next" w:cs="Avenir Next" w:eastAsia="Avenir Next"/>
-          <w:color w:val="1A1A1A"/>
-          <w:sz w:val="18"/>
-          <w:szCs w:val="18"/>
-        </w:rPr>
         <w:tab/>
       </w:r>
       <w:r>
         <w:rPr>
           <w:rFonts w:ascii="Avenir Next" w:hAnsi="Avenir Next" w:cs="Avenir Next" w:eastAsia="Avenir Next"/>
           <w:color w:val="1A1A1A"/>
+          <w:sz w:val="22"/>
+          <w:szCs w:val="21"/>
+        </w:rPr>
+        <w:t xml:space="preserve">A = ½ × </w:t>
+      </w:r>
+      <w:r>
+        <w:rPr>
+          <w:rFonts w:ascii="Avenir Next" w:hAnsi="Avenir Next" w:cs="Avenir Next" w:eastAsia="Avenir Next"/>
+          <w:color w:val="1A1A1A"/>
           <w:sz w:val="21"/>
           <w:szCs w:val="21"/>
-        </w:rPr>
-        <w:t xml:space="preserve">A = ½ × </w:t>
-      </w:r>
-      <w:r>
-        <w:rPr>
-          <w:rFonts w:ascii="Avenir Next" w:hAnsi="Avenir Next" w:cs="Avenir Next" w:eastAsia="Avenir Next"/>
-          <w:color w:val="1A1A1A"/>
-          <w:sz w:val="21"/>
-          <w:szCs w:val="21"/>
           <w:u w:val="single"/>
         </w:rPr>
         <w:t xml:space="preserve">                </w:t>
@@ -1042,7 +1051,7 @@
         <w:rPr>
           <w:rFonts w:ascii="Avenir Next" w:hAnsi="Avenir Next" w:cs="Avenir Next" w:eastAsia="Avenir Next"/>
           <w:color w:val="1A1A1A"/>
-          <w:sz w:val="21"/>
+          <w:sz w:val="22"/>
           <w:szCs w:val="21"/>
         </w:rPr>
         <w:t xml:space="preserve"> × </w:t>
@@ -1072,25 +1081,25 @@
           <w:rFonts w:ascii="Avenir Next" w:hAnsi="Avenir Next" w:cs="Avenir Next" w:eastAsia="Avenir Next"/>
           <w:b/>
           <w:color w:val="003A70"/>
+          <w:sz w:val="22"/>
+          <w:szCs w:val="18"/>
+        </w:rPr>
+        <w:t xml:space="preserve">Step 2</w:t>
+      </w:r>
+      <w:r>
+        <w:rPr>
+          <w:rFonts w:ascii="Avenir Next" w:hAnsi="Avenir Next" w:cs="Avenir Next" w:eastAsia="Avenir Next"/>
+          <w:color w:val="1A1A1A"/>
           <w:sz w:val="18"/>
           <w:szCs w:val="18"/>
         </w:rPr>
-        <w:t xml:space="preserve">Step 2</w:t>
-      </w:r>
-      <w:r>
-        <w:rPr>
-          <w:rFonts w:ascii="Avenir Next" w:hAnsi="Avenir Next" w:cs="Avenir Next" w:eastAsia="Avenir Next"/>
-          <w:color w:val="1A1A1A"/>
-          <w:sz w:val="18"/>
-          <w:szCs w:val="18"/>
-        </w:rPr>
         <w:tab/>
       </w:r>
       <w:r>
         <w:rPr>
           <w:rFonts w:ascii="Avenir Next" w:hAnsi="Avenir Next" w:cs="Avenir Next" w:eastAsia="Avenir Next"/>
           <w:color w:val="1A1A1A"/>
-          <w:sz w:val="21"/>
+          <w:sz w:val="22"/>
           <w:szCs w:val="21"/>
         </w:rPr>
         <w:t xml:space="preserve">Half of 8 is </w:t>
@@ -1120,35 +1129,35 @@
           <w:rFonts w:ascii="Avenir Next" w:hAnsi="Avenir Next" w:cs="Avenir Next" w:eastAsia="Avenir Next"/>
           <w:b/>
           <w:color w:val="003A70"/>
+          <w:sz w:val="22"/>
+          <w:szCs w:val="18"/>
+        </w:rPr>
+        <w:t xml:space="preserve">Step 3</w:t>
+      </w:r>
+      <w:r>
+        <w:rPr>
+          <w:rFonts w:ascii="Avenir Next" w:hAnsi="Avenir Next" w:cs="Avenir Next" w:eastAsia="Avenir Next"/>
+          <w:color w:val="1A1A1A"/>
           <w:sz w:val="18"/>
           <w:szCs w:val="18"/>
         </w:rPr>
-        <w:t xml:space="preserve">Step 3</w:t>
-      </w:r>
-      <w:r>
-        <w:rPr>
-          <w:rFonts w:ascii="Avenir Next" w:hAnsi="Avenir Next" w:cs="Avenir Next" w:eastAsia="Avenir Next"/>
-          <w:color w:val="1A1A1A"/>
-          <w:sz w:val="18"/>
-          <w:szCs w:val="18"/>
-        </w:rPr>
         <w:tab/>
       </w:r>
       <w:r>
         <w:rPr>
           <w:rFonts w:ascii="Avenir Next" w:hAnsi="Avenir Next" w:cs="Avenir Next" w:eastAsia="Avenir Next"/>
           <w:color w:val="1A1A1A"/>
+          <w:sz w:val="22"/>
+          <w:szCs w:val="21"/>
+        </w:rPr>
+        <w:t xml:space="preserve">4 × 6.9 = </w:t>
+      </w:r>
+      <w:r>
+        <w:rPr>
+          <w:rFonts w:ascii="Avenir Next" w:hAnsi="Avenir Next" w:cs="Avenir Next" w:eastAsia="Avenir Next"/>
+          <w:color w:val="1A1A1A"/>
           <w:sz w:val="21"/>
           <w:szCs w:val="21"/>
-        </w:rPr>
-        <w:t xml:space="preserve">4 × 6.9 = </w:t>
-      </w:r>
-      <w:r>
-        <w:rPr>
-          <w:rFonts w:ascii="Avenir Next" w:hAnsi="Avenir Next" w:cs="Avenir Next" w:eastAsia="Avenir Next"/>
-          <w:color w:val="1A1A1A"/>
-          <w:sz w:val="21"/>
-          <w:szCs w:val="21"/>
           <w:u w:val="single"/>
         </w:rPr>
         <w:t xml:space="preserve">                </w:t>
@@ -1157,7 +1166,7 @@
         <w:rPr>
           <w:rFonts w:ascii="Avenir Next" w:hAnsi="Avenir Next" w:cs="Avenir Next" w:eastAsia="Avenir Next"/>
           <w:color w:val="1A1A1A"/>
-          <w:sz w:val="21"/>
+          <w:sz w:val="22"/>
           <w:szCs w:val="21"/>
         </w:rPr>
         <w:t xml:space="preserve"> m²</w:t>
@@ -1170,6 +1179,7 @@
     </w:p>
     <w:p>
       <w:pPr>
+        <w:pStyle w:val="Heading2"/>
         <w:keepNext/>
         <w:pBdr>
           <w:bottom w:val="single" w:sz="8" w:space="3" w:color="003A70"/>
@@ -1185,7 +1195,7 @@
           <w:b/>
           <w:color w:val="003A70"/>
           <w:spacing w:val="14"/>
-          <w:sz w:val="19"/>
+          <w:sz w:val="22"/>
           <w:szCs w:val="19"/>
         </w:rPr>
         <w:t xml:space="preserve">YOUR TURN</w:t>
@@ -1204,7 +1214,7 @@
           <w:rFonts w:ascii="Avenir Next" w:hAnsi="Avenir Next" w:cs="Avenir Next" w:eastAsia="Avenir Next"/>
           <w:i/>
           <w:color w:val="5A5F66"/>
-          <w:sz w:val="17"/>
+          <w:sz w:val="22"/>
           <w:szCs w:val="17"/>
         </w:rPr>
         <w:t xml:space="preserve">use the steps on your own</w:t>
@@ -1376,7 +1386,7 @@
                       <w:szCs w:val="22"/>
                       <w:u w:val="single"/>
                     </w:rPr>
-                    <w:t xml:space="preserve">        </w:t>
+                    <w:t xml:space="preserve">            </w:t>
                   </w:r>
                 </w:p>
               </w:tc>
@@ -1438,7 +1448,7 @@
                       <w:szCs w:val="22"/>
                       <w:u w:val="single"/>
                     </w:rPr>
-                    <w:t xml:space="preserve">        </w:t>
+                    <w:t xml:space="preserve">            </w:t>
                   </w:r>
                 </w:p>
               </w:tc>
@@ -1500,7 +1510,7 @@
                       <w:szCs w:val="22"/>
                       <w:u w:val="single"/>
                     </w:rPr>
-                    <w:t xml:space="preserve">        </w:t>
+                    <w:t xml:space="preserve">            </w:t>
                   </w:r>
                 </w:p>
               </w:tc>
@@ -1568,7 +1578,7 @@
                       <w:szCs w:val="22"/>
                       <w:u w:val="single"/>
                     </w:rPr>
-                    <w:t xml:space="preserve">        </w:t>
+                    <w:t xml:space="preserve">            </w:t>
                   </w:r>
                 </w:p>
               </w:tc>
@@ -1630,7 +1640,7 @@
                       <w:szCs w:val="22"/>
                       <w:u w:val="single"/>
                     </w:rPr>
-                    <w:t xml:space="preserve">        </w:t>
+                    <w:t xml:space="preserve">            </w:t>
                   </w:r>
                 </w:p>
               </w:tc>
@@ -1692,7 +1702,7 @@
                       <w:szCs w:val="22"/>
                       <w:u w:val="single"/>
                     </w:rPr>
-                    <w:t xml:space="preserve">        </w:t>
+                    <w:t xml:space="preserve">            </w:t>
                   </w:r>
                 </w:p>
               </w:tc>
@@ -1715,7 +1725,7 @@
       <w:pPr>
         <w:pageBreakBefore/>
         <w:keepNext/>
-        <w:spacing w:before="0" w:after="12" w:line="264" w:lineRule="auto"/>
+        <w:spacing w:before="0" w:after="10" w:line="252" w:lineRule="auto"/>
       </w:pPr>
       <w:r>
         <w:rPr>
@@ -1724,7 +1734,7 @@
           <w:caps/>
           <w:color w:val="003A70"/>
           <w:spacing w:val="12"/>
-          <w:sz w:val="19"/>
+          <w:sz w:val="22"/>
           <w:szCs w:val="19"/>
         </w:rPr>
         <w:t xml:space="preserve">Lesson 5-4  ·  Session 1  ·  Prerequisite Practice B  ·  Skill 2 of 2</w:t>
@@ -1732,8 +1742,9 @@
     </w:p>
     <w:p>
       <w:pPr>
+        <w:pStyle w:val="Heading1"/>
         <w:keepNext/>
-        <w:spacing w:before="0" w:after="10" w:line="240" w:lineRule="auto"/>
+        <w:spacing w:before="0" w:after="8" w:line="240" w:lineRule="auto"/>
       </w:pPr>
       <w:r>
         <w:rPr>
@@ -1751,13 +1762,13 @@
         <w:pBdr>
           <w:bottom w:val="single" w:sz="4" w:space="5" w:color="C9CDD2"/>
         </w:pBdr>
-        <w:spacing w:before="0" w:after="60" w:line="264" w:lineRule="auto"/>
+        <w:spacing w:before="0" w:after="51" w:line="252" w:lineRule="auto"/>
       </w:pPr>
       <w:r>
         <w:rPr>
           <w:rFonts w:ascii="Avenir Next" w:hAnsi="Avenir Next" w:cs="Avenir Next" w:eastAsia="Avenir Next"/>
           <w:color w:val="5A5F66"/>
-          <w:sz w:val="17"/>
+          <w:sz w:val="22"/>
           <w:szCs w:val="17"/>
         </w:rPr>
         <w:t xml:space="preserve">Builds on Grade 4 · 4.NBT.B.5</w:t>
@@ -1800,7 +1811,8 @@
           </w:tcPr>
           <w:p>
             <w:pPr>
-              <w:spacing w:before="0" w:after="0" w:line="252" w:lineRule="auto"/>
+              <w:pStyle w:val="Heading2"/>
+              <w:spacing w:before="0" w:after="0" w:line="246" w:lineRule="auto"/>
             </w:pPr>
             <w:r>
               <w:rPr>
@@ -1823,13 +1835,13 @@
           </w:tcPr>
           <w:p>
             <w:pPr>
-              <w:spacing w:before="0" w:after="0" w:line="264" w:lineRule="auto"/>
+              <w:spacing w:before="0" w:after="0" w:line="252" w:lineRule="auto"/>
             </w:pPr>
             <w:r>
               <w:rPr>
                 <w:rFonts w:ascii="Avenir Next" w:hAnsi="Avenir Next" w:cs="Avenir Next" w:eastAsia="Avenir Next"/>
                 <w:color w:val="1A1A1A"/>
-                <w:sz w:val="20"/>
+                <w:sz w:val="22"/>
                 <w:szCs w:val="20"/>
               </w:rPr>
               <w:t xml:space="preserve">You will find 6 × 45 cm² for Jamal’s hexagon tile.</w:t>
@@ -1849,7 +1861,8 @@
           </w:tcPr>
           <w:p>
             <w:pPr>
-              <w:spacing w:before="0" w:after="0" w:line="252" w:lineRule="auto"/>
+              <w:pStyle w:val="Heading2"/>
+              <w:spacing w:before="0" w:after="0" w:line="246" w:lineRule="auto"/>
             </w:pPr>
             <w:r>
               <w:rPr>
@@ -1872,13 +1885,13 @@
           </w:tcPr>
           <w:p>
             <w:pPr>
-              <w:spacing w:before="0" w:after="0" w:line="264" w:lineRule="auto"/>
+              <w:spacing w:before="0" w:after="0" w:line="252" w:lineRule="auto"/>
             </w:pPr>
             <w:r>
               <w:rPr>
                 <w:rFonts w:ascii="Avenir Next" w:hAnsi="Avenir Next" w:cs="Avenir Next" w:eastAsia="Avenir Next"/>
                 <w:color w:val="1A1A1A"/>
-                <w:sz w:val="20"/>
+                <w:sz w:val="22"/>
                 <w:szCs w:val="20"/>
               </w:rPr>
               <w:t xml:space="preserve">Multiply one part’s area by the number of equal parts, like 8 × 45.  </w:t>
@@ -1888,7 +1901,7 @@
                 <w:rFonts w:ascii="Avenir Next" w:hAnsi="Avenir Next" w:cs="Avenir Next" w:eastAsia="Avenir Next"/>
                 <w:b/>
                 <w:color w:val="1A1A1A"/>
-                <w:sz w:val="20"/>
+                <w:sz w:val="22"/>
                 <w:szCs w:val="20"/>
               </w:rPr>
               <w:t xml:space="preserve">You will use it in Practice Form A, problems 2, 7, and 8.</w:t>
@@ -1899,6 +1912,7 @@
     </w:tbl>
     <w:p>
       <w:pPr>
+        <w:pStyle w:val="Heading2"/>
         <w:keepNext/>
         <w:pBdr>
           <w:bottom w:val="single" w:sz="8" w:space="3" w:color="003A70"/>
@@ -1906,7 +1920,7 @@
         <w:tabs>
           <w:tab w:val="right" w:pos="9504"/>
         </w:tabs>
-        <w:spacing w:before="50" w:after="36" w:line="240" w:lineRule="auto"/>
+        <w:spacing w:before="42" w:after="31" w:line="240" w:lineRule="auto"/>
       </w:pPr>
       <w:r>
         <w:rPr>
@@ -1914,7 +1928,7 @@
           <w:b/>
           <w:color w:val="003A70"/>
           <w:spacing w:val="14"/>
-          <w:sz w:val="19"/>
+          <w:sz w:val="22"/>
           <w:szCs w:val="19"/>
         </w:rPr>
         <w:t xml:space="preserve">STEPS TO FOLLOW</w:t>
@@ -1933,7 +1947,7 @@
           <w:rFonts w:ascii="Avenir Next" w:hAnsi="Avenir Next" w:cs="Avenir Next" w:eastAsia="Avenir Next"/>
           <w:i/>
           <w:color w:val="5A5F66"/>
-          <w:sz w:val="17"/>
+          <w:sz w:val="22"/>
           <w:szCs w:val="17"/>
         </w:rPr>
         <w:t xml:space="preserve">use these same steps on every problem</w:t>
@@ -1975,6 +1989,7 @@
           </w:tcPr>
           <w:p>
             <w:pPr>
+              <w:pStyle w:val="Heading1"/>
               <w:spacing w:before="0" w:after="0" w:line="240" w:lineRule="auto"/>
               <w:jc w:val="center"/>
             </w:pPr>
@@ -1997,14 +2012,14 @@
           </w:tcPr>
           <w:p>
             <w:pPr>
-              <w:spacing w:before="0" w:after="0" w:line="264" w:lineRule="auto"/>
+              <w:spacing w:before="0" w:after="0" w:line="252" w:lineRule="auto"/>
             </w:pPr>
             <w:r>
               <w:rPr>
                 <w:rFonts w:ascii="Avenir Next" w:hAnsi="Avenir Next" w:cs="Avenir Next" w:eastAsia="Avenir Next"/>
                 <w:b/>
                 <w:color w:val="1A1A1A"/>
-                <w:sz w:val="21"/>
+                <w:sz w:val="22"/>
                 <w:szCs w:val="21"/>
               </w:rPr>
               <w:t xml:space="preserve">Find</w:t>
@@ -2013,7 +2028,7 @@
               <w:rPr>
                 <w:rFonts w:ascii="Avenir Next" w:hAnsi="Avenir Next" w:cs="Avenir Next" w:eastAsia="Avenir Next"/>
                 <w:color w:val="1A1A1A"/>
-                <w:sz w:val="21"/>
+                <w:sz w:val="22"/>
                 <w:szCs w:val="21"/>
               </w:rPr>
               <w:t xml:space="preserve"> the area of one part.</w:t>
@@ -2032,6 +2047,7 @@
           </w:tcPr>
           <w:p>
             <w:pPr>
+              <w:pStyle w:val="Heading1"/>
               <w:spacing w:before="0" w:after="0" w:line="240" w:lineRule="auto"/>
               <w:jc w:val="center"/>
             </w:pPr>
@@ -2054,14 +2070,14 @@
           </w:tcPr>
           <w:p>
             <w:pPr>
-              <w:spacing w:before="0" w:after="0" w:line="264" w:lineRule="auto"/>
+              <w:spacing w:before="0" w:after="0" w:line="252" w:lineRule="auto"/>
             </w:pPr>
             <w:r>
               <w:rPr>
                 <w:rFonts w:ascii="Avenir Next" w:hAnsi="Avenir Next" w:cs="Avenir Next" w:eastAsia="Avenir Next"/>
                 <w:b/>
                 <w:color w:val="1A1A1A"/>
-                <w:sz w:val="21"/>
+                <w:sz w:val="22"/>
                 <w:szCs w:val="21"/>
               </w:rPr>
               <w:t xml:space="preserve">Count</w:t>
@@ -2070,7 +2086,7 @@
               <w:rPr>
                 <w:rFonts w:ascii="Avenir Next" w:hAnsi="Avenir Next" w:cs="Avenir Next" w:eastAsia="Avenir Next"/>
                 <w:color w:val="1A1A1A"/>
-                <w:sz w:val="21"/>
+                <w:sz w:val="22"/>
                 <w:szCs w:val="21"/>
               </w:rPr>
               <w:t xml:space="preserve"> the equal parts.</w:t>
@@ -2089,6 +2105,7 @@
           </w:tcPr>
           <w:p>
             <w:pPr>
+              <w:pStyle w:val="Heading1"/>
               <w:spacing w:before="0" w:after="0" w:line="240" w:lineRule="auto"/>
               <w:jc w:val="center"/>
             </w:pPr>
@@ -2111,14 +2128,14 @@
           </w:tcPr>
           <w:p>
             <w:pPr>
-              <w:spacing w:before="0" w:after="0" w:line="264" w:lineRule="auto"/>
+              <w:spacing w:before="0" w:after="0" w:line="252" w:lineRule="auto"/>
             </w:pPr>
             <w:r>
               <w:rPr>
                 <w:rFonts w:ascii="Avenir Next" w:hAnsi="Avenir Next" w:cs="Avenir Next" w:eastAsia="Avenir Next"/>
                 <w:b/>
                 <w:color w:val="1A1A1A"/>
-                <w:sz w:val="21"/>
+                <w:sz w:val="22"/>
                 <w:szCs w:val="21"/>
               </w:rPr>
               <w:t xml:space="preserve">Multiply</w:t>
@@ -2127,7 +2144,7 @@
               <w:rPr>
                 <w:rFonts w:ascii="Avenir Next" w:hAnsi="Avenir Next" w:cs="Avenir Next" w:eastAsia="Avenir Next"/>
                 <w:color w:val="1A1A1A"/>
-                <w:sz w:val="21"/>
+                <w:sz w:val="22"/>
                 <w:szCs w:val="21"/>
               </w:rPr>
               <w:t xml:space="preserve">: one part × number of parts.</w:t>
@@ -2138,6 +2155,7 @@
     </w:tbl>
     <w:p>
       <w:pPr>
+        <w:pStyle w:val="Heading2"/>
         <w:keepNext/>
         <w:pBdr>
           <w:bottom w:val="single" w:sz="8" w:space="3" w:color="003A70"/>
@@ -2145,7 +2163,7 @@
         <w:tabs>
           <w:tab w:val="right" w:pos="9504"/>
         </w:tabs>
-        <w:spacing w:before="50" w:after="36" w:line="240" w:lineRule="auto"/>
+        <w:spacing w:before="42" w:after="31" w:line="240" w:lineRule="auto"/>
       </w:pPr>
       <w:r>
         <w:rPr>
@@ -2153,7 +2171,7 @@
           <w:b/>
           <w:color w:val="003A70"/>
           <w:spacing w:val="14"/>
-          <w:sz w:val="19"/>
+          <w:sz w:val="22"/>
           <w:szCs w:val="19"/>
         </w:rPr>
         <w:t xml:space="preserve">WATCH ME</w:t>
@@ -2172,7 +2190,7 @@
           <w:rFonts w:ascii="Avenir Next" w:hAnsi="Avenir Next" w:cs="Avenir Next" w:eastAsia="Avenir Next"/>
           <w:i/>
           <w:color w:val="5A5F66"/>
-          <w:sz w:val="17"/>
+          <w:sz w:val="22"/>
           <w:szCs w:val="17"/>
         </w:rPr>
         <w:t xml:space="preserve">the steps in action</w:t>
@@ -2180,14 +2198,14 @@
     </w:p>
     <w:p>
       <w:pPr>
-        <w:spacing w:before="0" w:after="40" w:line="264" w:lineRule="auto"/>
+        <w:spacing w:before="0" w:after="34" w:line="252" w:lineRule="auto"/>
       </w:pPr>
       <w:r>
         <w:rPr>
           <w:rFonts w:ascii="Avenir Next" w:hAnsi="Avenir Next" w:cs="Avenir Next" w:eastAsia="Avenir Next"/>
           <w:b/>
           <w:color w:val="1A1A1A"/>
-          <w:sz w:val="21"/>
+          <w:sz w:val="22"/>
           <w:szCs w:val="21"/>
         </w:rPr>
         <w:t xml:space="preserve">A quilt is made of 8 equal triangles. Each is 45 in². Find the quilt’s area.</w:t>
@@ -2198,7 +2216,7 @@
         <w:tabs>
           <w:tab w:val="left" w:pos="950"/>
         </w:tabs>
-        <w:spacing w:before="0" w:after="24" w:line="256" w:lineRule="auto"/>
+        <w:spacing w:before="0" w:after="20" w:line="248" w:lineRule="auto"/>
         <w:ind w:left="950" w:hanging="950"/>
       </w:pPr>
       <w:r>
@@ -2206,25 +2224,25 @@
           <w:rFonts w:ascii="Avenir Next" w:hAnsi="Avenir Next" w:cs="Avenir Next" w:eastAsia="Avenir Next"/>
           <w:b/>
           <w:color w:val="003A70"/>
+          <w:sz w:val="22"/>
+          <w:szCs w:val="19"/>
+        </w:rPr>
+        <w:t xml:space="preserve">Step 1</w:t>
+      </w:r>
+      <w:r>
+        <w:rPr>
+          <w:rFonts w:ascii="Avenir Next" w:hAnsi="Avenir Next" w:cs="Avenir Next" w:eastAsia="Avenir Next"/>
+          <w:color w:val="1A1A1A"/>
           <w:sz w:val="19"/>
           <w:szCs w:val="19"/>
         </w:rPr>
-        <w:t xml:space="preserve">Step 1</w:t>
-      </w:r>
-      <w:r>
-        <w:rPr>
-          <w:rFonts w:ascii="Avenir Next" w:hAnsi="Avenir Next" w:cs="Avenir Next" w:eastAsia="Avenir Next"/>
-          <w:color w:val="1A1A1A"/>
-          <w:sz w:val="19"/>
-          <w:szCs w:val="19"/>
-        </w:rPr>
         <w:tab/>
       </w:r>
       <w:r>
         <w:rPr>
           <w:rFonts w:ascii="Avenir Next" w:hAnsi="Avenir Next" w:cs="Avenir Next" w:eastAsia="Avenir Next"/>
           <w:color w:val="1A1A1A"/>
-          <w:sz w:val="21"/>
+          <w:sz w:val="22"/>
           <w:szCs w:val="21"/>
         </w:rPr>
         <w:t xml:space="preserve">One part: 45 in².</w:t>
@@ -2235,7 +2253,7 @@
         <w:tabs>
           <w:tab w:val="left" w:pos="950"/>
         </w:tabs>
-        <w:spacing w:before="0" w:after="24" w:line="256" w:lineRule="auto"/>
+        <w:spacing w:before="0" w:after="20" w:line="248" w:lineRule="auto"/>
         <w:ind w:left="950" w:hanging="950"/>
       </w:pPr>
       <w:r>
@@ -2243,25 +2261,25 @@
           <w:rFonts w:ascii="Avenir Next" w:hAnsi="Avenir Next" w:cs="Avenir Next" w:eastAsia="Avenir Next"/>
           <w:b/>
           <w:color w:val="003A70"/>
+          <w:sz w:val="22"/>
+          <w:szCs w:val="19"/>
+        </w:rPr>
+        <w:t xml:space="preserve">Step 2</w:t>
+      </w:r>
+      <w:r>
+        <w:rPr>
+          <w:rFonts w:ascii="Avenir Next" w:hAnsi="Avenir Next" w:cs="Avenir Next" w:eastAsia="Avenir Next"/>
+          <w:color w:val="1A1A1A"/>
           <w:sz w:val="19"/>
           <w:szCs w:val="19"/>
         </w:rPr>
-        <w:t xml:space="preserve">Step 2</w:t>
-      </w:r>
-      <w:r>
-        <w:rPr>
-          <w:rFonts w:ascii="Avenir Next" w:hAnsi="Avenir Next" w:cs="Avenir Next" w:eastAsia="Avenir Next"/>
-          <w:color w:val="1A1A1A"/>
-          <w:sz w:val="19"/>
-          <w:szCs w:val="19"/>
-        </w:rPr>
         <w:tab/>
       </w:r>
       <w:r>
         <w:rPr>
           <w:rFonts w:ascii="Avenir Next" w:hAnsi="Avenir Next" w:cs="Avenir Next" w:eastAsia="Avenir Next"/>
           <w:color w:val="1A1A1A"/>
-          <w:sz w:val="21"/>
+          <w:sz w:val="22"/>
           <w:szCs w:val="21"/>
         </w:rPr>
         <w:t xml:space="preserve">Number of parts: 8.</w:t>
@@ -2272,7 +2290,7 @@
         <w:tabs>
           <w:tab w:val="left" w:pos="950"/>
         </w:tabs>
-        <w:spacing w:before="0" w:after="24" w:line="256" w:lineRule="auto"/>
+        <w:spacing w:before="0" w:after="20" w:line="248" w:lineRule="auto"/>
         <w:ind w:left="950" w:hanging="950"/>
       </w:pPr>
       <w:r>
@@ -2280,25 +2298,25 @@
           <w:rFonts w:ascii="Avenir Next" w:hAnsi="Avenir Next" w:cs="Avenir Next" w:eastAsia="Avenir Next"/>
           <w:b/>
           <w:color w:val="003A70"/>
+          <w:sz w:val="22"/>
+          <w:szCs w:val="19"/>
+        </w:rPr>
+        <w:t xml:space="preserve">Step 3</w:t>
+      </w:r>
+      <w:r>
+        <w:rPr>
+          <w:rFonts w:ascii="Avenir Next" w:hAnsi="Avenir Next" w:cs="Avenir Next" w:eastAsia="Avenir Next"/>
+          <w:color w:val="1A1A1A"/>
           <w:sz w:val="19"/>
           <w:szCs w:val="19"/>
         </w:rPr>
-        <w:t xml:space="preserve">Step 3</w:t>
-      </w:r>
-      <w:r>
-        <w:rPr>
-          <w:rFonts w:ascii="Avenir Next" w:hAnsi="Avenir Next" w:cs="Avenir Next" w:eastAsia="Avenir Next"/>
-          <w:color w:val="1A1A1A"/>
-          <w:sz w:val="19"/>
-          <w:szCs w:val="19"/>
-        </w:rPr>
         <w:tab/>
       </w:r>
       <w:r>
         <w:rPr>
           <w:rFonts w:ascii="Avenir Next" w:hAnsi="Avenir Next" w:cs="Avenir Next" w:eastAsia="Avenir Next"/>
           <w:color w:val="1A1A1A"/>
-          <w:sz w:val="21"/>
+          <w:sz w:val="22"/>
           <w:szCs w:val="21"/>
         </w:rPr>
         <w:t xml:space="preserve">8 × 45 = 360.</w:t>
@@ -2309,7 +2327,7 @@
         <w:tabs>
           <w:tab w:val="left" w:pos="950"/>
         </w:tabs>
-        <w:spacing w:before="20" w:after="0" w:line="256" w:lineRule="auto"/>
+        <w:spacing w:before="17" w:after="0" w:line="248" w:lineRule="auto"/>
         <w:ind w:left="950" w:hanging="950"/>
       </w:pPr>
       <w:r>
@@ -2317,18 +2335,18 @@
           <w:rFonts w:ascii="Avenir Next" w:hAnsi="Avenir Next" w:cs="Avenir Next" w:eastAsia="Avenir Next"/>
           <w:b/>
           <w:color w:val="1A1A1A"/>
+          <w:sz w:val="22"/>
+          <w:szCs w:val="21"/>
+        </w:rPr>
+        <w:t xml:space="preserve">Answer</w:t>
+      </w:r>
+      <w:r>
+        <w:rPr>
+          <w:rFonts w:ascii="Avenir Next" w:hAnsi="Avenir Next" w:cs="Avenir Next" w:eastAsia="Avenir Next"/>
+          <w:color w:val="1A1A1A"/>
           <w:sz w:val="21"/>
           <w:szCs w:val="21"/>
         </w:rPr>
-        <w:t xml:space="preserve">Answer</w:t>
-      </w:r>
-      <w:r>
-        <w:rPr>
-          <w:rFonts w:ascii="Avenir Next" w:hAnsi="Avenir Next" w:cs="Avenir Next" w:eastAsia="Avenir Next"/>
-          <w:color w:val="1A1A1A"/>
-          <w:sz w:val="21"/>
-          <w:szCs w:val="21"/>
-        </w:rPr>
         <w:tab/>
       </w:r>
       <w:r>
@@ -2336,7 +2354,7 @@
           <w:rFonts w:ascii="Avenir Next" w:hAnsi="Avenir Next" w:cs="Avenir Next" w:eastAsia="Avenir Next"/>
           <w:b/>
           <w:color w:val="1A1A1A"/>
-          <w:sz w:val="21"/>
+          <w:sz w:val="22"/>
           <w:szCs w:val="21"/>
         </w:rPr>
         <w:t xml:space="preserve">360 in²</w:t>
@@ -2344,6 +2362,7 @@
     </w:p>
     <w:p>
       <w:pPr>
+        <w:pStyle w:val="Heading2"/>
         <w:keepNext/>
         <w:pBdr>
           <w:bottom w:val="single" w:sz="8" w:space="3" w:color="003A70"/>
@@ -2351,7 +2370,7 @@
         <w:tabs>
           <w:tab w:val="right" w:pos="9504"/>
         </w:tabs>
-        <w:spacing w:before="50" w:after="36" w:line="240" w:lineRule="auto"/>
+        <w:spacing w:before="42" w:after="31" w:line="240" w:lineRule="auto"/>
       </w:pPr>
       <w:r>
         <w:rPr>
@@ -2359,7 +2378,7 @@
           <w:b/>
           <w:color w:val="003A70"/>
           <w:spacing w:val="14"/>
-          <w:sz w:val="19"/>
+          <w:sz w:val="22"/>
           <w:szCs w:val="19"/>
         </w:rPr>
         <w:t xml:space="preserve">TRY IT WITH HELP</w:t>
@@ -2378,7 +2397,7 @@
           <w:rFonts w:ascii="Avenir Next" w:hAnsi="Avenir Next" w:cs="Avenir Next" w:eastAsia="Avenir Next"/>
           <w:i/>
           <w:color w:val="5A5F66"/>
-          <w:sz w:val="17"/>
+          <w:sz w:val="22"/>
           <w:szCs w:val="17"/>
         </w:rPr>
         <w:t xml:space="preserve">fill in each step</w:t>
@@ -2390,7 +2409,7 @@
         <w:tabs>
           <w:tab w:val="left" w:pos="432"/>
         </w:tabs>
-        <w:spacing w:before="90" w:after="40" w:line="268" w:lineRule="auto"/>
+        <w:spacing w:before="76" w:after="34" w:line="254" w:lineRule="auto"/>
         <w:ind w:left="432" w:hanging="432"/>
       </w:pPr>
       <w:r>
@@ -2428,7 +2447,7 @@
         <w:tabs>
           <w:tab w:val="left" w:pos="1300"/>
         </w:tabs>
-        <w:spacing w:before="0" w:after="24" w:line="272" w:lineRule="auto"/>
+        <w:spacing w:before="0" w:after="20" w:line="256" w:lineRule="auto"/>
         <w:ind w:left="1300" w:hanging="868"/>
       </w:pPr>
       <w:r>
@@ -2436,35 +2455,35 @@
           <w:rFonts w:ascii="Avenir Next" w:hAnsi="Avenir Next" w:cs="Avenir Next" w:eastAsia="Avenir Next"/>
           <w:b/>
           <w:color w:val="003A70"/>
+          <w:sz w:val="22"/>
+          <w:szCs w:val="18"/>
+        </w:rPr>
+        <w:t xml:space="preserve">Step 1</w:t>
+      </w:r>
+      <w:r>
+        <w:rPr>
+          <w:rFonts w:ascii="Avenir Next" w:hAnsi="Avenir Next" w:cs="Avenir Next" w:eastAsia="Avenir Next"/>
+          <w:color w:val="1A1A1A"/>
           <w:sz w:val="18"/>
           <w:szCs w:val="18"/>
         </w:rPr>
-        <w:t xml:space="preserve">Step 1</w:t>
-      </w:r>
-      <w:r>
-        <w:rPr>
-          <w:rFonts w:ascii="Avenir Next" w:hAnsi="Avenir Next" w:cs="Avenir Next" w:eastAsia="Avenir Next"/>
-          <w:color w:val="1A1A1A"/>
-          <w:sz w:val="18"/>
-          <w:szCs w:val="18"/>
-        </w:rPr>
         <w:tab/>
       </w:r>
       <w:r>
         <w:rPr>
           <w:rFonts w:ascii="Avenir Next" w:hAnsi="Avenir Next" w:cs="Avenir Next" w:eastAsia="Avenir Next"/>
           <w:color w:val="1A1A1A"/>
+          <w:sz w:val="22"/>
+          <w:szCs w:val="21"/>
+        </w:rPr>
+        <w:t xml:space="preserve">One part: </w:t>
+      </w:r>
+      <w:r>
+        <w:rPr>
+          <w:rFonts w:ascii="Avenir Next" w:hAnsi="Avenir Next" w:cs="Avenir Next" w:eastAsia="Avenir Next"/>
+          <w:color w:val="1A1A1A"/>
           <w:sz w:val="21"/>
           <w:szCs w:val="21"/>
-        </w:rPr>
-        <w:t xml:space="preserve">One part: </w:t>
-      </w:r>
-      <w:r>
-        <w:rPr>
-          <w:rFonts w:ascii="Avenir Next" w:hAnsi="Avenir Next" w:cs="Avenir Next" w:eastAsia="Avenir Next"/>
-          <w:color w:val="1A1A1A"/>
-          <w:sz w:val="21"/>
-          <w:szCs w:val="21"/>
           <w:u w:val="single"/>
         </w:rPr>
         <w:t xml:space="preserve">                </w:t>
@@ -2473,7 +2492,7 @@
         <w:rPr>
           <w:rFonts w:ascii="Avenir Next" w:hAnsi="Avenir Next" w:cs="Avenir Next" w:eastAsia="Avenir Next"/>
           <w:color w:val="1A1A1A"/>
-          <w:sz w:val="21"/>
+          <w:sz w:val="22"/>
           <w:szCs w:val="21"/>
         </w:rPr>
         <w:t xml:space="preserve"> cm²</w:t>
@@ -2485,7 +2504,7 @@
         <w:tabs>
           <w:tab w:val="left" w:pos="1300"/>
         </w:tabs>
-        <w:spacing w:before="0" w:after="24" w:line="272" w:lineRule="auto"/>
+        <w:spacing w:before="0" w:after="20" w:line="256" w:lineRule="auto"/>
         <w:ind w:left="1300" w:hanging="868"/>
       </w:pPr>
       <w:r>
@@ -2493,25 +2512,25 @@
           <w:rFonts w:ascii="Avenir Next" w:hAnsi="Avenir Next" w:cs="Avenir Next" w:eastAsia="Avenir Next"/>
           <w:b/>
           <w:color w:val="003A70"/>
+          <w:sz w:val="22"/>
+          <w:szCs w:val="18"/>
+        </w:rPr>
+        <w:t xml:space="preserve">Step 2</w:t>
+      </w:r>
+      <w:r>
+        <w:rPr>
+          <w:rFonts w:ascii="Avenir Next" w:hAnsi="Avenir Next" w:cs="Avenir Next" w:eastAsia="Avenir Next"/>
+          <w:color w:val="1A1A1A"/>
           <w:sz w:val="18"/>
           <w:szCs w:val="18"/>
         </w:rPr>
-        <w:t xml:space="preserve">Step 2</w:t>
-      </w:r>
-      <w:r>
-        <w:rPr>
-          <w:rFonts w:ascii="Avenir Next" w:hAnsi="Avenir Next" w:cs="Avenir Next" w:eastAsia="Avenir Next"/>
-          <w:color w:val="1A1A1A"/>
-          <w:sz w:val="18"/>
-          <w:szCs w:val="18"/>
-        </w:rPr>
         <w:tab/>
       </w:r>
       <w:r>
         <w:rPr>
           <w:rFonts w:ascii="Avenir Next" w:hAnsi="Avenir Next" w:cs="Avenir Next" w:eastAsia="Avenir Next"/>
           <w:color w:val="1A1A1A"/>
-          <w:sz w:val="21"/>
+          <w:sz w:val="22"/>
           <w:szCs w:val="21"/>
         </w:rPr>
         <w:t xml:space="preserve">Number of parts: </w:t>
@@ -2533,7 +2552,7 @@
         <w:tabs>
           <w:tab w:val="left" w:pos="1300"/>
         </w:tabs>
-        <w:spacing w:before="0" w:after="24" w:line="272" w:lineRule="auto"/>
+        <w:spacing w:before="0" w:after="20" w:line="256" w:lineRule="auto"/>
         <w:ind w:left="1300" w:hanging="868"/>
       </w:pPr>
       <w:r>
@@ -2541,35 +2560,35 @@
           <w:rFonts w:ascii="Avenir Next" w:hAnsi="Avenir Next" w:cs="Avenir Next" w:eastAsia="Avenir Next"/>
           <w:b/>
           <w:color w:val="003A70"/>
+          <w:sz w:val="22"/>
+          <w:szCs w:val="18"/>
+        </w:rPr>
+        <w:t xml:space="preserve">Step 3</w:t>
+      </w:r>
+      <w:r>
+        <w:rPr>
+          <w:rFonts w:ascii="Avenir Next" w:hAnsi="Avenir Next" w:cs="Avenir Next" w:eastAsia="Avenir Next"/>
+          <w:color w:val="1A1A1A"/>
           <w:sz w:val="18"/>
           <w:szCs w:val="18"/>
         </w:rPr>
-        <w:t xml:space="preserve">Step 3</w:t>
-      </w:r>
-      <w:r>
-        <w:rPr>
-          <w:rFonts w:ascii="Avenir Next" w:hAnsi="Avenir Next" w:cs="Avenir Next" w:eastAsia="Avenir Next"/>
-          <w:color w:val="1A1A1A"/>
-          <w:sz w:val="18"/>
-          <w:szCs w:val="18"/>
-        </w:rPr>
         <w:tab/>
       </w:r>
       <w:r>
         <w:rPr>
           <w:rFonts w:ascii="Avenir Next" w:hAnsi="Avenir Next" w:cs="Avenir Next" w:eastAsia="Avenir Next"/>
           <w:color w:val="1A1A1A"/>
+          <w:sz w:val="22"/>
+          <w:szCs w:val="21"/>
+        </w:rPr>
+        <w:t xml:space="preserve">6 × 15 = </w:t>
+      </w:r>
+      <w:r>
+        <w:rPr>
+          <w:rFonts w:ascii="Avenir Next" w:hAnsi="Avenir Next" w:cs="Avenir Next" w:eastAsia="Avenir Next"/>
+          <w:color w:val="1A1A1A"/>
           <w:sz w:val="21"/>
           <w:szCs w:val="21"/>
-        </w:rPr>
-        <w:t xml:space="preserve">6 × 15 = </w:t>
-      </w:r>
-      <w:r>
-        <w:rPr>
-          <w:rFonts w:ascii="Avenir Next" w:hAnsi="Avenir Next" w:cs="Avenir Next" w:eastAsia="Avenir Next"/>
-          <w:color w:val="1A1A1A"/>
-          <w:sz w:val="21"/>
-          <w:szCs w:val="21"/>
           <w:u w:val="single"/>
         </w:rPr>
         <w:t xml:space="preserve">                </w:t>
@@ -2578,7 +2597,7 @@
         <w:rPr>
           <w:rFonts w:ascii="Avenir Next" w:hAnsi="Avenir Next" w:cs="Avenir Next" w:eastAsia="Avenir Next"/>
           <w:color w:val="1A1A1A"/>
-          <w:sz w:val="21"/>
+          <w:sz w:val="22"/>
           <w:szCs w:val="21"/>
         </w:rPr>
         <w:t xml:space="preserve"> cm²</w:t>
@@ -2595,7 +2614,7 @@
         <w:tabs>
           <w:tab w:val="left" w:pos="432"/>
         </w:tabs>
-        <w:spacing w:before="90" w:after="40" w:line="268" w:lineRule="auto"/>
+        <w:spacing w:before="76" w:after="34" w:line="254" w:lineRule="auto"/>
         <w:ind w:left="432" w:hanging="432"/>
       </w:pPr>
       <w:r>
@@ -2633,7 +2652,7 @@
         <w:tabs>
           <w:tab w:val="left" w:pos="1300"/>
         </w:tabs>
-        <w:spacing w:before="0" w:after="24" w:line="272" w:lineRule="auto"/>
+        <w:spacing w:before="0" w:after="20" w:line="256" w:lineRule="auto"/>
         <w:ind w:left="1300" w:hanging="868"/>
       </w:pPr>
       <w:r>
@@ -2641,35 +2660,35 @@
           <w:rFonts w:ascii="Avenir Next" w:hAnsi="Avenir Next" w:cs="Avenir Next" w:eastAsia="Avenir Next"/>
           <w:b/>
           <w:color w:val="003A70"/>
+          <w:sz w:val="22"/>
+          <w:szCs w:val="18"/>
+        </w:rPr>
+        <w:t xml:space="preserve">Step 1</w:t>
+      </w:r>
+      <w:r>
+        <w:rPr>
+          <w:rFonts w:ascii="Avenir Next" w:hAnsi="Avenir Next" w:cs="Avenir Next" w:eastAsia="Avenir Next"/>
+          <w:color w:val="1A1A1A"/>
           <w:sz w:val="18"/>
           <w:szCs w:val="18"/>
         </w:rPr>
-        <w:t xml:space="preserve">Step 1</w:t>
-      </w:r>
-      <w:r>
-        <w:rPr>
-          <w:rFonts w:ascii="Avenir Next" w:hAnsi="Avenir Next" w:cs="Avenir Next" w:eastAsia="Avenir Next"/>
-          <w:color w:val="1A1A1A"/>
-          <w:sz w:val="18"/>
-          <w:szCs w:val="18"/>
-        </w:rPr>
         <w:tab/>
       </w:r>
       <w:r>
         <w:rPr>
           <w:rFonts w:ascii="Avenir Next" w:hAnsi="Avenir Next" w:cs="Avenir Next" w:eastAsia="Avenir Next"/>
           <w:color w:val="1A1A1A"/>
+          <w:sz w:val="22"/>
+          <w:szCs w:val="21"/>
+        </w:rPr>
+        <w:t xml:space="preserve">One part: </w:t>
+      </w:r>
+      <w:r>
+        <w:rPr>
+          <w:rFonts w:ascii="Avenir Next" w:hAnsi="Avenir Next" w:cs="Avenir Next" w:eastAsia="Avenir Next"/>
+          <w:color w:val="1A1A1A"/>
           <w:sz w:val="21"/>
           <w:szCs w:val="21"/>
-        </w:rPr>
-        <w:t xml:space="preserve">One part: </w:t>
-      </w:r>
-      <w:r>
-        <w:rPr>
-          <w:rFonts w:ascii="Avenir Next" w:hAnsi="Avenir Next" w:cs="Avenir Next" w:eastAsia="Avenir Next"/>
-          <w:color w:val="1A1A1A"/>
-          <w:sz w:val="21"/>
-          <w:szCs w:val="21"/>
           <w:u w:val="single"/>
         </w:rPr>
         <w:t xml:space="preserve">                </w:t>
@@ -2678,7 +2697,7 @@
         <w:rPr>
           <w:rFonts w:ascii="Avenir Next" w:hAnsi="Avenir Next" w:cs="Avenir Next" w:eastAsia="Avenir Next"/>
           <w:color w:val="1A1A1A"/>
-          <w:sz w:val="21"/>
+          <w:sz w:val="22"/>
           <w:szCs w:val="21"/>
         </w:rPr>
         <w:t xml:space="preserve"> m²</w:t>
@@ -2690,7 +2709,7 @@
         <w:tabs>
           <w:tab w:val="left" w:pos="1300"/>
         </w:tabs>
-        <w:spacing w:before="0" w:after="24" w:line="272" w:lineRule="auto"/>
+        <w:spacing w:before="0" w:after="20" w:line="256" w:lineRule="auto"/>
         <w:ind w:left="1300" w:hanging="868"/>
       </w:pPr>
       <w:r>
@@ -2698,25 +2717,25 @@
           <w:rFonts w:ascii="Avenir Next" w:hAnsi="Avenir Next" w:cs="Avenir Next" w:eastAsia="Avenir Next"/>
           <w:b/>
           <w:color w:val="003A70"/>
+          <w:sz w:val="22"/>
+          <w:szCs w:val="18"/>
+        </w:rPr>
+        <w:t xml:space="preserve">Step 2</w:t>
+      </w:r>
+      <w:r>
+        <w:rPr>
+          <w:rFonts w:ascii="Avenir Next" w:hAnsi="Avenir Next" w:cs="Avenir Next" w:eastAsia="Avenir Next"/>
+          <w:color w:val="1A1A1A"/>
           <w:sz w:val="18"/>
           <w:szCs w:val="18"/>
         </w:rPr>
-        <w:t xml:space="preserve">Step 2</w:t>
-      </w:r>
-      <w:r>
-        <w:rPr>
-          <w:rFonts w:ascii="Avenir Next" w:hAnsi="Avenir Next" w:cs="Avenir Next" w:eastAsia="Avenir Next"/>
-          <w:color w:val="1A1A1A"/>
-          <w:sz w:val="18"/>
-          <w:szCs w:val="18"/>
-        </w:rPr>
         <w:tab/>
       </w:r>
       <w:r>
         <w:rPr>
           <w:rFonts w:ascii="Avenir Next" w:hAnsi="Avenir Next" w:cs="Avenir Next" w:eastAsia="Avenir Next"/>
           <w:color w:val="1A1A1A"/>
-          <w:sz w:val="21"/>
+          <w:sz w:val="22"/>
           <w:szCs w:val="21"/>
         </w:rPr>
         <w:t xml:space="preserve">Number of parts: </w:t>
@@ -2738,7 +2757,7 @@
         <w:tabs>
           <w:tab w:val="left" w:pos="1300"/>
         </w:tabs>
-        <w:spacing w:before="0" w:after="24" w:line="272" w:lineRule="auto"/>
+        <w:spacing w:before="0" w:after="20" w:line="256" w:lineRule="auto"/>
         <w:ind w:left="1300" w:hanging="868"/>
       </w:pPr>
       <w:r>
@@ -2746,35 +2765,35 @@
           <w:rFonts w:ascii="Avenir Next" w:hAnsi="Avenir Next" w:cs="Avenir Next" w:eastAsia="Avenir Next"/>
           <w:b/>
           <w:color w:val="003A70"/>
+          <w:sz w:val="22"/>
+          <w:szCs w:val="18"/>
+        </w:rPr>
+        <w:t xml:space="preserve">Step 3</w:t>
+      </w:r>
+      <w:r>
+        <w:rPr>
+          <w:rFonts w:ascii="Avenir Next" w:hAnsi="Avenir Next" w:cs="Avenir Next" w:eastAsia="Avenir Next"/>
+          <w:color w:val="1A1A1A"/>
           <w:sz w:val="18"/>
           <w:szCs w:val="18"/>
         </w:rPr>
-        <w:t xml:space="preserve">Step 3</w:t>
-      </w:r>
-      <w:r>
-        <w:rPr>
-          <w:rFonts w:ascii="Avenir Next" w:hAnsi="Avenir Next" w:cs="Avenir Next" w:eastAsia="Avenir Next"/>
-          <w:color w:val="1A1A1A"/>
-          <w:sz w:val="18"/>
-          <w:szCs w:val="18"/>
-        </w:rPr>
         <w:tab/>
       </w:r>
       <w:r>
         <w:rPr>
           <w:rFonts w:ascii="Avenir Next" w:hAnsi="Avenir Next" w:cs="Avenir Next" w:eastAsia="Avenir Next"/>
           <w:color w:val="1A1A1A"/>
+          <w:sz w:val="22"/>
+          <w:szCs w:val="21"/>
+        </w:rPr>
+        <w:t xml:space="preserve">5 × 24 = </w:t>
+      </w:r>
+      <w:r>
+        <w:rPr>
+          <w:rFonts w:ascii="Avenir Next" w:hAnsi="Avenir Next" w:cs="Avenir Next" w:eastAsia="Avenir Next"/>
+          <w:color w:val="1A1A1A"/>
           <w:sz w:val="21"/>
           <w:szCs w:val="21"/>
-        </w:rPr>
-        <w:t xml:space="preserve">5 × 24 = </w:t>
-      </w:r>
-      <w:r>
-        <w:rPr>
-          <w:rFonts w:ascii="Avenir Next" w:hAnsi="Avenir Next" w:cs="Avenir Next" w:eastAsia="Avenir Next"/>
-          <w:color w:val="1A1A1A"/>
-          <w:sz w:val="21"/>
-          <w:szCs w:val="21"/>
           <w:u w:val="single"/>
         </w:rPr>
         <w:t xml:space="preserve">                </w:t>
@@ -2783,7 +2802,7 @@
         <w:rPr>
           <w:rFonts w:ascii="Avenir Next" w:hAnsi="Avenir Next" w:cs="Avenir Next" w:eastAsia="Avenir Next"/>
           <w:color w:val="1A1A1A"/>
-          <w:sz w:val="21"/>
+          <w:sz w:val="22"/>
           <w:szCs w:val="21"/>
         </w:rPr>
         <w:t xml:space="preserve"> m²</w:t>
@@ -2796,6 +2815,7 @@
     </w:p>
     <w:p>
       <w:pPr>
+        <w:pStyle w:val="Heading2"/>
         <w:keepNext/>
         <w:pBdr>
           <w:bottom w:val="single" w:sz="8" w:space="3" w:color="003A70"/>
@@ -2803,7 +2823,7 @@
         <w:tabs>
           <w:tab w:val="right" w:pos="9504"/>
         </w:tabs>
-        <w:spacing w:before="50" w:after="36" w:line="240" w:lineRule="auto"/>
+        <w:spacing w:before="42" w:after="31" w:line="240" w:lineRule="auto"/>
       </w:pPr>
       <w:r>
         <w:rPr>
@@ -2811,7 +2831,7 @@
           <w:b/>
           <w:color w:val="003A70"/>
           <w:spacing w:val="14"/>
-          <w:sz w:val="19"/>
+          <w:sz w:val="22"/>
           <w:szCs w:val="19"/>
         </w:rPr>
         <w:t xml:space="preserve">YOUR TURN</w:t>
@@ -2830,7 +2850,7 @@
           <w:rFonts w:ascii="Avenir Next" w:hAnsi="Avenir Next" w:cs="Avenir Next" w:eastAsia="Avenir Next"/>
           <w:i/>
           <w:color w:val="5A5F66"/>
-          <w:sz w:val="17"/>
+          <w:sz w:val="22"/>
           <w:szCs w:val="17"/>
         </w:rPr>
         <w:t xml:space="preserve">use the steps on your own</w:t>
@@ -2880,7 +2900,7 @@
               <w:tabs>
                 <w:tab w:val="left" w:pos="432"/>
               </w:tabs>
-              <w:spacing w:before="90" w:after="40" w:line="268" w:lineRule="auto"/>
+              <w:spacing w:before="76" w:after="34" w:line="254" w:lineRule="auto"/>
               <w:ind w:left="432" w:hanging="432"/>
             </w:pPr>
             <w:r>
@@ -2953,7 +2973,7 @@
                     <w:tabs>
                       <w:tab w:val="left" w:pos="340"/>
                     </w:tabs>
-                    <w:spacing w:before="0" w:after="0" w:line="276" w:lineRule="auto"/>
+                    <w:spacing w:before="0" w:after="0" w:line="258" w:lineRule="auto"/>
                     <w:ind w:left="340" w:hanging="340"/>
                   </w:pPr>
                   <w:r>
@@ -3015,7 +3035,7 @@
                     <w:tabs>
                       <w:tab w:val="left" w:pos="340"/>
                     </w:tabs>
-                    <w:spacing w:before="0" w:after="0" w:line="276" w:lineRule="auto"/>
+                    <w:spacing w:before="0" w:after="0" w:line="258" w:lineRule="auto"/>
                     <w:ind w:left="340" w:hanging="340"/>
                   </w:pPr>
                   <w:r>
@@ -3083,7 +3103,7 @@
                     <w:tabs>
                       <w:tab w:val="left" w:pos="340"/>
                     </w:tabs>
-                    <w:spacing w:before="0" w:after="0" w:line="276" w:lineRule="auto"/>
+                    <w:spacing w:before="0" w:after="0" w:line="258" w:lineRule="auto"/>
                     <w:ind w:left="340" w:hanging="340"/>
                   </w:pPr>
                   <w:r>
@@ -3145,7 +3165,7 @@
                     <w:tabs>
                       <w:tab w:val="left" w:pos="340"/>
                     </w:tabs>
-                    <w:spacing w:before="0" w:after="0" w:line="276" w:lineRule="auto"/>
+                    <w:spacing w:before="0" w:after="0" w:line="258" w:lineRule="auto"/>
                     <w:ind w:left="340" w:hanging="340"/>
                   </w:pPr>
                   <w:r>
@@ -3213,7 +3233,7 @@
                     <w:tabs>
                       <w:tab w:val="left" w:pos="340"/>
                     </w:tabs>
-                    <w:spacing w:before="0" w:after="0" w:line="276" w:lineRule="auto"/>
+                    <w:spacing w:before="0" w:after="0" w:line="258" w:lineRule="auto"/>
                     <w:ind w:left="340" w:hanging="340"/>
                   </w:pPr>
                   <w:r>
@@ -3275,7 +3295,7 @@
                     <w:tabs>
                       <w:tab w:val="left" w:pos="340"/>
                     </w:tabs>
-                    <w:spacing w:before="0" w:after="0" w:line="276" w:lineRule="auto"/>
+                    <w:spacing w:before="0" w:after="0" w:line="258" w:lineRule="auto"/>
                     <w:ind w:left="340" w:hanging="340"/>
                   </w:pPr>
                   <w:r>
@@ -3344,6 +3364,7 @@
     </w:p>
     <w:p>
       <w:pPr>
+        <w:pStyle w:val="Heading2"/>
         <w:keepNext/>
         <w:pBdr>
           <w:bottom w:val="single" w:sz="8" w:space="3" w:color="003A70"/>
@@ -3351,7 +3372,7 @@
         <w:tabs>
           <w:tab w:val="right" w:pos="9504"/>
         </w:tabs>
-        <w:spacing w:before="50" w:after="36" w:line="240" w:lineRule="auto"/>
+        <w:spacing w:before="42" w:after="31" w:line="240" w:lineRule="auto"/>
       </w:pPr>
       <w:r>
         <w:rPr>
@@ -3359,7 +3380,7 @@
           <w:b/>
           <w:color w:val="003A70"/>
           <w:spacing w:val="14"/>
-          <w:sz w:val="19"/>
+          <w:sz w:val="22"/>
           <w:szCs w:val="19"/>
         </w:rPr>
         <w:t xml:space="preserve">READY CHECK</w:t>
@@ -3378,7 +3399,7 @@
           <w:rFonts w:ascii="Avenir Next" w:hAnsi="Avenir Next" w:cs="Avenir Next" w:eastAsia="Avenir Next"/>
           <w:i/>
           <w:color w:val="5A5F66"/>
-          <w:sz w:val="17"/>
+          <w:sz w:val="22"/>
           <w:szCs w:val="17"/>
         </w:rPr>
         <w:t xml:space="preserve">a problem like the one in today’s lesson</w:t>
@@ -3428,7 +3449,7 @@
               <w:tabs>
                 <w:tab w:val="left" w:pos="432"/>
               </w:tabs>
-              <w:spacing w:before="90" w:after="40" w:line="268" w:lineRule="auto"/>
+              <w:spacing w:before="76" w:after="34" w:line="254" w:lineRule="auto"/>
               <w:ind w:left="432" w:hanging="432"/>
             </w:pPr>
             <w:r>
@@ -3502,7 +3523,7 @@
                     <w:tabs>
                       <w:tab w:val="left" w:pos="340"/>
                     </w:tabs>
-                    <w:spacing w:before="0" w:after="0" w:line="264" w:lineRule="auto"/>
+                    <w:spacing w:before="0" w:after="0" w:line="252" w:lineRule="auto"/>
                     <w:ind w:left="340" w:hanging="340"/>
                   </w:pPr>
                   <w:r>
@@ -3510,25 +3531,25 @@
                       <w:rFonts w:ascii="Avenir Next" w:hAnsi="Avenir Next" w:cs="Avenir Next" w:eastAsia="Avenir Next"/>
                       <w:b/>
                       <w:color w:val="003A70"/>
+                      <w:sz w:val="22"/>
+                      <w:szCs w:val="21"/>
+                    </w:rPr>
+                    <w:t xml:space="preserve">A</w:t>
+                  </w:r>
+                  <w:r>
+                    <w:rPr>
+                      <w:rFonts w:ascii="Avenir Next" w:hAnsi="Avenir Next" w:cs="Avenir Next" w:eastAsia="Avenir Next"/>
+                      <w:color w:val="1A1A1A"/>
                       <w:sz w:val="21"/>
                       <w:szCs w:val="21"/>
                     </w:rPr>
-                    <w:t xml:space="preserve">A</w:t>
-                  </w:r>
-                  <w:r>
-                    <w:rPr>
-                      <w:rFonts w:ascii="Avenir Next" w:hAnsi="Avenir Next" w:cs="Avenir Next" w:eastAsia="Avenir Next"/>
-                      <w:color w:val="1A1A1A"/>
-                      <w:sz w:val="21"/>
-                      <w:szCs w:val="21"/>
-                    </w:rPr>
                     <w:tab/>
                   </w:r>
                   <w:r>
                     <w:rPr>
                       <w:rFonts w:ascii="Avenir Next" w:hAnsi="Avenir Next" w:cs="Avenir Next" w:eastAsia="Avenir Next"/>
                       <w:color w:val="1A1A1A"/>
-                      <w:sz w:val="21"/>
+                      <w:sz w:val="22"/>
                       <w:szCs w:val="21"/>
                     </w:rPr>
                     <w:t xml:space="preserve">40 cm²</w:t>
@@ -3545,7 +3566,7 @@
                     <w:tabs>
                       <w:tab w:val="left" w:pos="340"/>
                     </w:tabs>
-                    <w:spacing w:before="0" w:after="0" w:line="264" w:lineRule="auto"/>
+                    <w:spacing w:before="0" w:after="0" w:line="252" w:lineRule="auto"/>
                     <w:ind w:left="340" w:hanging="340"/>
                   </w:pPr>
                   <w:r>
@@ -3553,25 +3574,25 @@
                       <w:rFonts w:ascii="Avenir Next" w:hAnsi="Avenir Next" w:cs="Avenir Next" w:eastAsia="Avenir Next"/>
                       <w:b/>
                       <w:color w:val="003A70"/>
+                      <w:sz w:val="22"/>
+                      <w:szCs w:val="21"/>
+                    </w:rPr>
+                    <w:t xml:space="preserve">B</w:t>
+                  </w:r>
+                  <w:r>
+                    <w:rPr>
+                      <w:rFonts w:ascii="Avenir Next" w:hAnsi="Avenir Next" w:cs="Avenir Next" w:eastAsia="Avenir Next"/>
+                      <w:color w:val="1A1A1A"/>
                       <w:sz w:val="21"/>
                       <w:szCs w:val="21"/>
                     </w:rPr>
-                    <w:t xml:space="preserve">B</w:t>
-                  </w:r>
-                  <w:r>
-                    <w:rPr>
-                      <w:rFonts w:ascii="Avenir Next" w:hAnsi="Avenir Next" w:cs="Avenir Next" w:eastAsia="Avenir Next"/>
-                      <w:color w:val="1A1A1A"/>
-                      <w:sz w:val="21"/>
-                      <w:szCs w:val="21"/>
-                    </w:rPr>
                     <w:tab/>
                   </w:r>
                   <w:r>
                     <w:rPr>
                       <w:rFonts w:ascii="Avenir Next" w:hAnsi="Avenir Next" w:cs="Avenir Next" w:eastAsia="Avenir Next"/>
                       <w:color w:val="1A1A1A"/>
-                      <w:sz w:val="21"/>
+                      <w:sz w:val="22"/>
                       <w:szCs w:val="21"/>
                     </w:rPr>
                     <w:t xml:space="preserve">46 cm²</w:t>
@@ -3588,7 +3609,7 @@
                     <w:tabs>
                       <w:tab w:val="left" w:pos="340"/>
                     </w:tabs>
-                    <w:spacing w:before="0" w:after="0" w:line="264" w:lineRule="auto"/>
+                    <w:spacing w:before="0" w:after="0" w:line="252" w:lineRule="auto"/>
                     <w:ind w:left="340" w:hanging="340"/>
                   </w:pPr>
                   <w:r>
@@ -3596,25 +3617,25 @@
                       <w:rFonts w:ascii="Avenir Next" w:hAnsi="Avenir Next" w:cs="Avenir Next" w:eastAsia="Avenir Next"/>
                       <w:b/>
                       <w:color w:val="003A70"/>
+                      <w:sz w:val="22"/>
+                      <w:szCs w:val="21"/>
+                    </w:rPr>
+                    <w:t xml:space="preserve">C</w:t>
+                  </w:r>
+                  <w:r>
+                    <w:rPr>
+                      <w:rFonts w:ascii="Avenir Next" w:hAnsi="Avenir Next" w:cs="Avenir Next" w:eastAsia="Avenir Next"/>
+                      <w:color w:val="1A1A1A"/>
                       <w:sz w:val="21"/>
                       <w:szCs w:val="21"/>
                     </w:rPr>
-                    <w:t xml:space="preserve">C</w:t>
-                  </w:r>
-                  <w:r>
-                    <w:rPr>
-                      <w:rFonts w:ascii="Avenir Next" w:hAnsi="Avenir Next" w:cs="Avenir Next" w:eastAsia="Avenir Next"/>
-                      <w:color w:val="1A1A1A"/>
-                      <w:sz w:val="21"/>
-                      <w:szCs w:val="21"/>
-                    </w:rPr>
                     <w:tab/>
                   </w:r>
                   <w:r>
                     <w:rPr>
                       <w:rFonts w:ascii="Avenir Next" w:hAnsi="Avenir Next" w:cs="Avenir Next" w:eastAsia="Avenir Next"/>
                       <w:color w:val="1A1A1A"/>
-                      <w:sz w:val="21"/>
+                      <w:sz w:val="22"/>
                       <w:szCs w:val="21"/>
                     </w:rPr>
                     <w:t xml:space="preserve">240 cm²</w:t>
@@ -3631,7 +3652,7 @@
                     <w:tabs>
                       <w:tab w:val="left" w:pos="340"/>
                     </w:tabs>
-                    <w:spacing w:before="0" w:after="0" w:line="264" w:lineRule="auto"/>
+                    <w:spacing w:before="0" w:after="0" w:line="252" w:lineRule="auto"/>
                     <w:ind w:left="340" w:hanging="340"/>
                   </w:pPr>
                   <w:r>
@@ -3639,25 +3660,25 @@
                       <w:rFonts w:ascii="Avenir Next" w:hAnsi="Avenir Next" w:cs="Avenir Next" w:eastAsia="Avenir Next"/>
                       <w:b/>
                       <w:color w:val="003A70"/>
+                      <w:sz w:val="22"/>
+                      <w:szCs w:val="21"/>
+                    </w:rPr>
+                    <w:t xml:space="preserve">D</w:t>
+                  </w:r>
+                  <w:r>
+                    <w:rPr>
+                      <w:rFonts w:ascii="Avenir Next" w:hAnsi="Avenir Next" w:cs="Avenir Next" w:eastAsia="Avenir Next"/>
+                      <w:color w:val="1A1A1A"/>
                       <w:sz w:val="21"/>
                       <w:szCs w:val="21"/>
                     </w:rPr>
-                    <w:t xml:space="preserve">D</w:t>
-                  </w:r>
-                  <w:r>
-                    <w:rPr>
-                      <w:rFonts w:ascii="Avenir Next" w:hAnsi="Avenir Next" w:cs="Avenir Next" w:eastAsia="Avenir Next"/>
-                      <w:color w:val="1A1A1A"/>
-                      <w:sz w:val="21"/>
-                      <w:szCs w:val="21"/>
-                    </w:rPr>
                     <w:tab/>
                   </w:r>
                   <w:r>
                     <w:rPr>
                       <w:rFonts w:ascii="Avenir Next" w:hAnsi="Avenir Next" w:cs="Avenir Next" w:eastAsia="Avenir Next"/>
                       <w:color w:val="1A1A1A"/>
-                      <w:sz w:val="21"/>
+                      <w:sz w:val="22"/>
                       <w:szCs w:val="21"/>
                     </w:rPr>
                     <w:t xml:space="preserve">480 cm²</w:t>
@@ -3706,19 +3727,42 @@
         <w:tblLook w:val="0000" w:firstRow="0" w:lastRow="0" w:firstColumn="0" w:lastColumn="0" w:noHBand="1" w:noVBand="1"/>
       </w:tblPr>
       <w:tblGrid>
-        <w:gridCol w:w="2000"/>
-        <w:gridCol w:w="2300"/>
-        <w:gridCol w:w="2100"/>
-        <w:gridCol w:w="3104"/>
+        <w:gridCol w:w="1750"/>
+        <w:gridCol w:w="2500"/>
+        <w:gridCol w:w="2200"/>
+        <w:gridCol w:w="3054"/>
       </w:tblGrid>
       <w:tr>
         <w:trPr>
           <w:cantSplit/>
-          <w:trHeight w:val="320" w:hRule="atLeast"/>
+          <w:trHeight w:val="300" w:hRule="atLeast"/>
         </w:trPr>
         <w:tc>
           <w:tcPr>
-            <w:tcW w:w="2000" w:type="dxa"/>
+            <w:tcW w:w="1750" w:type="dxa"/>
+            <w:vAlign w:val="center"/>
+          </w:tcPr>
+          <w:p>
+            <w:pPr>
+              <w:pStyle w:val="Heading2"/>
+              <w:spacing w:before="0" w:after="0" w:line="240" w:lineRule="auto"/>
+            </w:pPr>
+            <w:r>
+              <w:rPr>
+                <w:rFonts w:ascii="Avenir Next" w:hAnsi="Avenir Next" w:cs="Avenir Next" w:eastAsia="Avenir Next"/>
+                <w:b/>
+                <w:color w:val="003A70"/>
+                <w:spacing w:val="12"/>
+                <w:sz w:val="15"/>
+                <w:szCs w:val="15"/>
+              </w:rPr>
+              <w:t xml:space="preserve">CHECK YOURSELF</w:t>
+            </w:r>
+          </w:p>
+        </w:tc>
+        <w:tc>
+          <w:tcPr>
+            <w:tcW w:w="2500" w:type="dxa"/>
             <w:vAlign w:val="center"/>
           </w:tcPr>
           <w:p>
@@ -3727,20 +3771,27 @@
             </w:pPr>
             <w:r>
               <w:rPr>
+                <w:rFonts w:ascii="Arial" w:hAnsi="Arial" w:cs="Arial" w:eastAsia="Arial"/>
+                <w:color w:val="1A1A1A"/>
+                <w:sz w:val="20"/>
+                <w:szCs w:val="20"/>
+              </w:rPr>
+              <w:t xml:space="preserve">□</w:t>
+            </w:r>
+            <w:r>
+              <w:rPr>
                 <w:rFonts w:ascii="Avenir Next" w:hAnsi="Avenir Next" w:cs="Avenir Next" w:eastAsia="Avenir Next"/>
-                <w:b/>
-                <w:color w:val="003A70"/>
-                <w:spacing w:val="12"/>
-                <w:sz w:val="15"/>
-                <w:szCs w:val="15"/>
-              </w:rPr>
-              <w:t xml:space="preserve">CHECK YOURSELF</w:t>
+                <w:color w:val="1A1A1A"/>
+                <w:sz w:val="17"/>
+                <w:szCs w:val="17"/>
+              </w:rPr>
+              <w:t xml:space="preserve">  I can do this on my own</w:t>
             </w:r>
           </w:p>
         </w:tc>
         <w:tc>
           <w:tcPr>
-            <w:tcW w:w="2300" w:type="dxa"/>
+            <w:tcW w:w="2200" w:type="dxa"/>
             <w:vAlign w:val="center"/>
           </w:tcPr>
           <w:p>
@@ -3751,8 +3802,8 @@
               <w:rPr>
                 <w:rFonts w:ascii="Arial" w:hAnsi="Arial" w:cs="Arial" w:eastAsia="Arial"/>
                 <w:color w:val="1A1A1A"/>
-                <w:sz w:val="24"/>
-                <w:szCs w:val="24"/>
+                <w:sz w:val="20"/>
+                <w:szCs w:val="20"/>
               </w:rPr>
               <w:t xml:space="preserve">□</w:t>
             </w:r>
@@ -3763,13 +3814,13 @@
                 <w:sz w:val="17"/>
                 <w:szCs w:val="17"/>
               </w:rPr>
-              <w:t xml:space="preserve">  I can do this on my own</w:t>
+              <w:t xml:space="preserve">  I need a little help</w:t>
             </w:r>
           </w:p>
         </w:tc>
         <w:tc>
           <w:tcPr>
-            <w:tcW w:w="2100" w:type="dxa"/>
+            <w:tcW w:w="3054" w:type="dxa"/>
             <w:vAlign w:val="center"/>
           </w:tcPr>
           <w:p>
@@ -3780,37 +3831,8 @@
               <w:rPr>
                 <w:rFonts w:ascii="Arial" w:hAnsi="Arial" w:cs="Arial" w:eastAsia="Arial"/>
                 <w:color w:val="1A1A1A"/>
-                <w:sz w:val="24"/>
-                <w:szCs w:val="24"/>
-              </w:rPr>
-              <w:t xml:space="preserve">□</w:t>
-            </w:r>
-            <w:r>
-              <w:rPr>
-                <w:rFonts w:ascii="Avenir Next" w:hAnsi="Avenir Next" w:cs="Avenir Next" w:eastAsia="Avenir Next"/>
-                <w:color w:val="1A1A1A"/>
-                <w:sz w:val="17"/>
-                <w:szCs w:val="17"/>
-              </w:rPr>
-              <w:t xml:space="preserve">  I need a little help</w:t>
-            </w:r>
-          </w:p>
-        </w:tc>
-        <w:tc>
-          <w:tcPr>
-            <w:tcW w:w="3104" w:type="dxa"/>
-            <w:vAlign w:val="center"/>
-          </w:tcPr>
-          <w:p>
-            <w:pPr>
-              <w:spacing w:before="0" w:after="0" w:line="240" w:lineRule="auto"/>
-            </w:pPr>
-            <w:r>
-              <w:rPr>
-                <w:rFonts w:ascii="Arial" w:hAnsi="Arial" w:cs="Arial" w:eastAsia="Arial"/>
-                <w:color w:val="1A1A1A"/>
-                <w:sz w:val="24"/>
-                <w:szCs w:val="24"/>
+                <w:sz w:val="20"/>
+                <w:szCs w:val="20"/>
               </w:rPr>
               <w:t xml:space="preserve">□</w:t>
             </w:r>
@@ -3845,7 +3867,7 @@
     <w:sectPr>
       <w:footerReference w:type="default" r:id="rIdFooter1"/>
       <w:pgSz w:w="12240" w:h="15840"/>
-      <w:pgMar w:top="893" w:right="1224" w:bottom="835" w:left="1512" w:header="432" w:footer="432" w:gutter="0"/>
+      <w:pgMar w:top="780" w:right="1224" w:bottom="760" w:left="1512" w:header="432" w:footer="432" w:gutter="0"/>
       <w:cols w:space="720"/>
     </w:sectPr>
   </w:body>
@@ -3925,7 +3947,106 @@
               <w:sz w:val="15"/>
               <w:szCs w:val="15"/>
             </w:rPr>
-            <w:t xml:space="preserve">Lesson 5-4  ·  Session 1  ·  Prerequisite Practice B</w:t>
+            <w:t xml:space="preserve">5-4 · Page </w:t>
+          </w:r>
+          <w:r>
+            <w:rPr>
+              <w:rFonts w:ascii="Avenir Next" w:hAnsi="Avenir Next" w:cs="Avenir Next" w:eastAsia="Avenir Next"/>
+              <w:color w:val="5A5F66"/>
+              <w:sz w:val="15"/>
+              <w:szCs w:val="15"/>
+            </w:rPr>
+            <w:fldChar w:fldCharType="begin"/>
+          </w:r>
+          <w:r>
+            <w:rPr>
+              <w:rFonts w:ascii="Avenir Next" w:hAnsi="Avenir Next" w:cs="Avenir Next" w:eastAsia="Avenir Next"/>
+              <w:color w:val="5A5F66"/>
+              <w:sz w:val="15"/>
+              <w:szCs w:val="15"/>
+            </w:rPr>
+            <w:instrText xml:space="preserve"> PAGE </w:instrText>
+          </w:r>
+          <w:r>
+            <w:rPr>
+              <w:rFonts w:ascii="Avenir Next" w:hAnsi="Avenir Next" w:cs="Avenir Next" w:eastAsia="Avenir Next"/>
+              <w:color w:val="5A5F66"/>
+              <w:sz w:val="15"/>
+              <w:szCs w:val="15"/>
+            </w:rPr>
+            <w:fldChar w:fldCharType="separate"/>
+          </w:r>
+          <w:r>
+            <w:rPr>
+              <w:rFonts w:ascii="Avenir Next" w:hAnsi="Avenir Next" w:cs="Avenir Next" w:eastAsia="Avenir Next"/>
+              <w:color w:val="5A5F66"/>
+              <w:sz w:val="15"/>
+              <w:szCs w:val="15"/>
+            </w:rPr>
+            <w:t xml:space="preserve">1</w:t>
+          </w:r>
+          <w:r>
+            <w:rPr>
+              <w:rFonts w:ascii="Avenir Next" w:hAnsi="Avenir Next" w:cs="Avenir Next" w:eastAsia="Avenir Next"/>
+              <w:color w:val="5A5F66"/>
+              <w:sz w:val="15"/>
+              <w:szCs w:val="15"/>
+            </w:rPr>
+            <w:fldChar w:fldCharType="end"/>
+          </w:r>
+          <w:r>
+            <w:rPr>
+              <w:rFonts w:ascii="Avenir Next" w:hAnsi="Avenir Next" w:cs="Avenir Next" w:eastAsia="Avenir Next"/>
+              <w:color w:val="5A5F66"/>
+              <w:sz w:val="15"/>
+              <w:szCs w:val="15"/>
+            </w:rPr>
+            <w:t xml:space="preserve"> of </w:t>
+          </w:r>
+          <w:r>
+            <w:rPr>
+              <w:rFonts w:ascii="Avenir Next" w:hAnsi="Avenir Next" w:cs="Avenir Next" w:eastAsia="Avenir Next"/>
+              <w:color w:val="5A5F66"/>
+              <w:sz w:val="15"/>
+              <w:szCs w:val="15"/>
+            </w:rPr>
+            <w:fldChar w:fldCharType="begin"/>
+          </w:r>
+          <w:r>
+            <w:rPr>
+              <w:rFonts w:ascii="Avenir Next" w:hAnsi="Avenir Next" w:cs="Avenir Next" w:eastAsia="Avenir Next"/>
+              <w:color w:val="5A5F66"/>
+              <w:sz w:val="15"/>
+              <w:szCs w:val="15"/>
+            </w:rPr>
+            <w:instrText xml:space="preserve"> NUMPAGES </w:instrText>
+          </w:r>
+          <w:r>
+            <w:rPr>
+              <w:rFonts w:ascii="Avenir Next" w:hAnsi="Avenir Next" w:cs="Avenir Next" w:eastAsia="Avenir Next"/>
+              <w:color w:val="5A5F66"/>
+              <w:sz w:val="15"/>
+              <w:szCs w:val="15"/>
+            </w:rPr>
+            <w:fldChar w:fldCharType="separate"/>
+          </w:r>
+          <w:r>
+            <w:rPr>
+              <w:rFonts w:ascii="Avenir Next" w:hAnsi="Avenir Next" w:cs="Avenir Next" w:eastAsia="Avenir Next"/>
+              <w:color w:val="5A5F66"/>
+              <w:sz w:val="15"/>
+              <w:szCs w:val="15"/>
+            </w:rPr>
+            <w:t xml:space="preserve">1</w:t>
+          </w:r>
+          <w:r>
+            <w:rPr>
+              <w:rFonts w:ascii="Avenir Next" w:hAnsi="Avenir Next" w:cs="Avenir Next" w:eastAsia="Avenir Next"/>
+              <w:color w:val="5A5F66"/>
+              <w:sz w:val="15"/>
+              <w:szCs w:val="15"/>
+            </w:rPr>
+            <w:fldChar w:fldCharType="end"/>
           </w:r>
         </w:p>
       </w:tc>
@@ -3968,5 +4089,23 @@
       </w:tblCellMar>
     </w:tblPr>
   </w:style>
+  <w:style w:type="paragraph" w:styleId="Heading1">
+    <w:name w:val="heading 1"/>
+    <w:basedOn w:val="Normal"/>
+    <w:pPr>
+      <w:outlineLvl w:val="0"/>
+      <w:keepNext w:val="0"/>
+      <w:keepLines w:val="0"/>
+    </w:pPr>
+  </w:style>
+  <w:style w:type="paragraph" w:styleId="Heading2">
+    <w:name w:val="heading 2"/>
+    <w:basedOn w:val="Normal"/>
+    <w:pPr>
+      <w:outlineLvl w:val="1"/>
+      <w:keepNext w:val="0"/>
+      <w:keepLines w:val="0"/>
+    </w:pPr>
+  </w:style>
 </w:styles>
 </file>